--- a/uploads/cotizacion.docx
+++ b/uploads/cotizacion.docx
@@ -54,7 +54,7 @@
           <w:szCs w:val="40"/>
           <w:lang w:val="es-CO"/>
         </w:rPr>
-        <w:t>060401</w:t>
+        <w:t>0</w:t>
       </w:r>
       <w:r>
         <w:rPr>
@@ -64,7 +64,7 @@
           <w:szCs w:val="40"/>
           <w:lang w:val="es-CO"/>
         </w:rPr>
-        <w:t>-26</w:t>
+        <w:t>8</w:t>
       </w:r>
       <w:r>
         <w:rPr>
@@ -74,7 +74,7 @@
           <w:szCs w:val="40"/>
           <w:lang w:val="es-CO"/>
         </w:rPr>
-        <w:t>SV</w:t>
+        <w:t>0401</w:t>
       </w:r>
       <w:r>
         <w:rPr>
@@ -84,7 +84,7 @@
           <w:szCs w:val="40"/>
           <w:lang w:val="es-CO"/>
         </w:rPr>
-        <w:t>-</w:t>
+        <w:t>-26</w:t>
       </w:r>
       <w:r>
         <w:rPr>
@@ -94,6 +94,26 @@
           <w:szCs w:val="40"/>
           <w:lang w:val="es-CO"/>
         </w:rPr>
+        <w:t>SV</w:t>
+      </w:r>
+      <w:r>
+        <w:rPr>
+          <w:rFonts w:ascii="Arial" w:hAnsi="Arial" w:cs="Arial"/>
+          <w:b/>
+          <w:sz w:val="40"/>
+          <w:szCs w:val="40"/>
+          <w:lang w:val="es-CO"/>
+        </w:rPr>
+        <w:t>-</w:t>
+      </w:r>
+      <w:r>
+        <w:rPr>
+          <w:rFonts w:ascii="Arial" w:hAnsi="Arial" w:cs="Arial"/>
+          <w:b/>
+          <w:sz w:val="40"/>
+          <w:szCs w:val="40"/>
+          <w:lang w:val="es-CO"/>
+        </w:rPr>
         <w:t>W</w:t>
       </w:r>
     </w:p>
@@ -124,7 +144,14 @@
           <w:rFonts w:ascii="Arial" w:eastAsia="Calibri" w:hAnsi="Arial" w:cs="Arial"/>
           <w:lang w:val="es-CO"/>
         </w:rPr>
-        <w:t>06</w:t>
+        <w:t>0</w:t>
+      </w:r>
+      <w:r>
+        <w:rPr>
+          <w:rFonts w:ascii="Arial" w:eastAsia="Calibri" w:hAnsi="Arial" w:cs="Arial"/>
+          <w:lang w:val="es-CO"/>
+        </w:rPr>
+        <w:t>8</w:t>
       </w:r>
       <w:r>
         <w:rPr>
@@ -211,7 +238,7 @@
           <w:bCs/>
           <w:lang w:val="es-MX"/>
         </w:rPr>
-        <w:t>SNEIDER MEJÍA</w:t>
+        <w:t>FELIPE SÁNCHEZ</w:t>
       </w:r>
       <w:r>
         <w:rPr>
@@ -246,7 +273,16 @@
           <w:bCs/>
           <w:lang w:val="es-CO"/>
         </w:rPr>
-        <w:t xml:space="preserve">AZIMUT </w:t>
+        <w:t>INGENESIS</w:t>
+      </w:r>
+      <w:r>
+        <w:rPr>
+          <w:rFonts w:ascii="Arial" w:hAnsi="Arial" w:cs="Arial"/>
+          <w:b/>
+          <w:bCs/>
+          <w:lang w:val="es-CO"/>
+        </w:rPr>
+        <w:t xml:space="preserve"> </w:t>
       </w:r>
     </w:p>
     <w:p>
@@ -278,7 +314,7 @@
         <w:rPr>
           <w:lang w:val="es-MX"/>
         </w:rPr>
-        <w:t>smejia@azimutenergia.co</w:t>
+        <w:t>operaciones@ingeniesys.com</w:t>
       </w:r>
     </w:p>
     <w:p>
@@ -287,7 +323,8 @@
         <w:ind w:left="-284"/>
         <w:rPr>
           <w:rFonts w:ascii="Arial" w:hAnsi="Arial" w:cs="Arial"/>
-          <w:lang w:val="es-MX"/>
+          <w:color w:val="000000"/>
+          <w:lang w:val="es-CO"/>
         </w:rPr>
       </w:pPr>
       <w:r>
@@ -325,11 +362,12 @@
           <w:color w:val="000000"/>
           <w:lang w:val="es-CO"/>
         </w:rPr>
-        <w:t>31288902916</w:t>
+        <w:t>312 6042153</w:t>
       </w:r>
     </w:p>
     <w:p>
       <w:pPr>
+        <w:spacing w:after="1" w:line="256" w:lineRule="auto"/>
         <w:ind w:left="-284"/>
         <w:rPr>
           <w:rFonts w:ascii="Arial" w:eastAsia="Times New Roman" w:hAnsi="Arial" w:cs="Arial"/>
@@ -389,34 +427,7 @@
           <w:bCs/>
           <w:lang w:eastAsia="es-CO"/>
         </w:rPr>
-        <w:t xml:space="preserve">PRUEBAS VLF A CABLE XLPE A </w:t>
-      </w:r>
-      <w:r>
-        <w:rPr>
-          <w:rFonts w:ascii="Arial" w:eastAsia="Times New Roman" w:hAnsi="Arial" w:cs="Arial"/>
-          <w:b/>
-          <w:bCs/>
-          <w:lang w:eastAsia="es-CO"/>
-        </w:rPr>
-        <w:t>1</w:t>
-      </w:r>
-      <w:r>
-        <w:rPr>
-          <w:rFonts w:ascii="Arial" w:eastAsia="Times New Roman" w:hAnsi="Arial" w:cs="Arial"/>
-          <w:b/>
-          <w:bCs/>
-          <w:lang w:eastAsia="es-CO"/>
-        </w:rPr>
-        <w:t xml:space="preserve"> TRAMO</w:t>
-      </w:r>
-      <w:r>
-        <w:rPr>
-          <w:rFonts w:ascii="Arial" w:eastAsia="Times New Roman" w:hAnsi="Arial" w:cs="Arial"/>
-          <w:b/>
-          <w:bCs/>
-          <w:lang w:eastAsia="es-CO"/>
-        </w:rPr>
-        <w:t xml:space="preserve"> E INSTALACIÓN DE 6 CONOS PREMOLDEADOS TIPO INTERIOR EN EL MUNICIPIO DE SABANETA ANTIOQUIA DURANTE FIN DE SEMANA HORARIO DIURNO.   </w:t>
+        <w:t>CORRECCIÓN DE FUGA DE ACEITE EN BAJA TENSION EN LA CIUDAD DE MEDELLIN.</w:t>
       </w:r>
     </w:p>
     <w:p>
@@ -612,11 +623,1154 @@
     <w:p>
       <w:pPr>
         <w:pStyle w:val="Prrafodelista"/>
-        <w:spacing w:line="360" w:lineRule="auto"/>
-        <w:ind w:left="785"/>
-        <w:jc w:val="both"/>
-        <w:rPr>
-          <w:rFonts w:eastAsia="Calibri"/>
+        <w:spacing w:line="259" w:lineRule="auto"/>
+        <w:rPr>
+          <w:rFonts w:ascii="Arial" w:hAnsi="Arial" w:cs="Arial"/>
+          <w:b/>
+          <w:bCs/>
+          <w:sz w:val="24"/>
+          <w:szCs w:val="24"/>
+        </w:rPr>
+      </w:pPr>
+    </w:p>
+    <w:p>
+      <w:pPr>
+        <w:pStyle w:val="Prrafodelista"/>
+        <w:numPr>
+          <w:ilvl w:val="0"/>
+          <w:numId w:val="33"/>
+        </w:numPr>
+        <w:spacing w:line="259" w:lineRule="auto"/>
+        <w:rPr>
+          <w:rFonts w:ascii="Arial" w:hAnsi="Arial" w:cs="Arial"/>
+          <w:b/>
+          <w:bCs/>
+          <w:sz w:val="24"/>
+          <w:szCs w:val="24"/>
+        </w:rPr>
+      </w:pPr>
+      <w:r>
+        <w:rPr>
+          <w:rFonts w:ascii="Arial" w:hAnsi="Arial" w:cs="Arial"/>
+          <w:b/>
+          <w:bCs/>
+          <w:sz w:val="24"/>
+          <w:szCs w:val="24"/>
+        </w:rPr>
+        <w:t>EQUIPOS DE MEDICIÓN UTILIZADOS:</w:t>
+      </w:r>
+    </w:p>
+    <w:p>
+      <w:pPr>
+        <w:pStyle w:val="Prrafodelista"/>
+        <w:spacing w:line="259" w:lineRule="auto"/>
+        <w:ind w:left="1069"/>
+        <w:rPr>
+          <w:rFonts w:ascii="Arial" w:hAnsi="Arial" w:cs="Arial"/>
+          <w:b/>
+          <w:bCs/>
+          <w:sz w:val="24"/>
+          <w:szCs w:val="24"/>
+        </w:rPr>
+      </w:pPr>
+    </w:p>
+    <w:tbl>
+      <w:tblPr>
+        <w:tblW w:w="11341" w:type="dxa"/>
+        <w:tblInd w:w="-289" w:type="dxa"/>
+        <w:tblCellMar>
+          <w:left w:w="70" w:type="dxa"/>
+          <w:right w:w="70" w:type="dxa"/>
+        </w:tblCellMar>
+        <w:tblLook w:val="04A0" w:firstRow="1" w:lastRow="0" w:firstColumn="1" w:lastColumn="0" w:noHBand="0" w:noVBand="1"/>
+      </w:tblPr>
+      <w:tblGrid>
+        <w:gridCol w:w="1702"/>
+        <w:gridCol w:w="3544"/>
+        <w:gridCol w:w="1984"/>
+        <w:gridCol w:w="1843"/>
+        <w:gridCol w:w="1276"/>
+        <w:gridCol w:w="992"/>
+      </w:tblGrid>
+      <w:tr>
+        <w:trPr>
+          <w:trHeight w:val="630"/>
+        </w:trPr>
+        <w:tc>
+          <w:tcPr>
+            <w:tcW w:w="1702" w:type="dxa"/>
+            <w:tcBorders>
+              <w:top w:val="single" w:sz="4" w:space="0" w:color="auto"/>
+              <w:left w:val="single" w:sz="4" w:space="0" w:color="auto"/>
+              <w:bottom w:val="single" w:sz="4" w:space="0" w:color="auto"/>
+              <w:right w:val="single" w:sz="4" w:space="0" w:color="auto"/>
+            </w:tcBorders>
+            <w:shd w:val="clear" w:color="000000" w:fill="44546A"/>
+            <w:vAlign w:val="center"/>
+          </w:tcPr>
+          <w:p>
+            <w:pPr>
+              <w:jc w:val="center"/>
+              <w:rPr>
+                <w:rFonts w:ascii="Arial" w:eastAsia="Times New Roman" w:hAnsi="Arial" w:cs="Arial"/>
+                <w:b/>
+                <w:bCs/>
+                <w:color w:val="FFFFFF"/>
+                <w:sz w:val="18"/>
+                <w:szCs w:val="18"/>
+                <w:lang w:eastAsia="es-CO"/>
+              </w:rPr>
+            </w:pPr>
+            <w:r>
+              <w:rPr>
+                <w:rFonts w:ascii="Arial" w:eastAsia="Times New Roman" w:hAnsi="Arial" w:cs="Arial"/>
+                <w:b/>
+                <w:bCs/>
+                <w:color w:val="FFFFFF"/>
+                <w:sz w:val="18"/>
+                <w:szCs w:val="18"/>
+                <w:lang w:val="es-CO" w:eastAsia="es-CO"/>
+              </w:rPr>
+              <w:t>Equipo</w:t>
+            </w:r>
+          </w:p>
+        </w:tc>
+        <w:tc>
+          <w:tcPr>
+            <w:tcW w:w="3544" w:type="dxa"/>
+            <w:tcBorders>
+              <w:top w:val="single" w:sz="4" w:space="0" w:color="auto"/>
+              <w:left w:val="nil"/>
+              <w:bottom w:val="single" w:sz="4" w:space="0" w:color="auto"/>
+              <w:right w:val="single" w:sz="4" w:space="0" w:color="auto"/>
+            </w:tcBorders>
+            <w:shd w:val="clear" w:color="000000" w:fill="44546A"/>
+            <w:vAlign w:val="center"/>
+          </w:tcPr>
+          <w:p>
+            <w:pPr>
+              <w:jc w:val="center"/>
+              <w:rPr>
+                <w:rFonts w:ascii="Arial" w:eastAsia="Times New Roman" w:hAnsi="Arial" w:cs="Arial"/>
+                <w:b/>
+                <w:bCs/>
+                <w:color w:val="FFFFFF"/>
+                <w:sz w:val="18"/>
+                <w:szCs w:val="18"/>
+                <w:lang w:eastAsia="es-CO"/>
+              </w:rPr>
+            </w:pPr>
+            <w:r>
+              <w:rPr>
+                <w:rFonts w:ascii="Arial" w:eastAsia="Times New Roman" w:hAnsi="Arial" w:cs="Arial"/>
+                <w:b/>
+                <w:bCs/>
+                <w:color w:val="FFFFFF"/>
+                <w:sz w:val="18"/>
+                <w:szCs w:val="18"/>
+                <w:lang w:val="es-CO" w:eastAsia="es-CO"/>
+              </w:rPr>
+              <w:t>Tipo de medición</w:t>
+            </w:r>
+          </w:p>
+        </w:tc>
+        <w:tc>
+          <w:tcPr>
+            <w:tcW w:w="1984" w:type="dxa"/>
+            <w:tcBorders>
+              <w:top w:val="single" w:sz="4" w:space="0" w:color="auto"/>
+              <w:left w:val="nil"/>
+              <w:bottom w:val="single" w:sz="4" w:space="0" w:color="auto"/>
+              <w:right w:val="single" w:sz="4" w:space="0" w:color="auto"/>
+            </w:tcBorders>
+            <w:shd w:val="clear" w:color="000000" w:fill="44546A"/>
+            <w:vAlign w:val="center"/>
+          </w:tcPr>
+          <w:p>
+            <w:pPr>
+              <w:jc w:val="center"/>
+              <w:rPr>
+                <w:rFonts w:ascii="Arial" w:eastAsia="Times New Roman" w:hAnsi="Arial" w:cs="Arial"/>
+                <w:b/>
+                <w:bCs/>
+                <w:color w:val="FFFFFF"/>
+                <w:sz w:val="18"/>
+                <w:szCs w:val="18"/>
+                <w:lang w:eastAsia="es-CO"/>
+              </w:rPr>
+            </w:pPr>
+            <w:r>
+              <w:rPr>
+                <w:rFonts w:ascii="Arial" w:eastAsia="Times New Roman" w:hAnsi="Arial" w:cs="Arial"/>
+                <w:b/>
+                <w:bCs/>
+                <w:color w:val="FFFFFF"/>
+                <w:sz w:val="18"/>
+                <w:szCs w:val="18"/>
+                <w:lang w:val="es-CO" w:eastAsia="es-CO"/>
+              </w:rPr>
+              <w:t>Marca / Modelo</w:t>
+            </w:r>
+          </w:p>
+        </w:tc>
+        <w:tc>
+          <w:tcPr>
+            <w:tcW w:w="1843" w:type="dxa"/>
+            <w:tcBorders>
+              <w:top w:val="nil"/>
+              <w:left w:val="nil"/>
+              <w:bottom w:val="nil"/>
+              <w:right w:val="single" w:sz="4" w:space="0" w:color="auto"/>
+            </w:tcBorders>
+            <w:shd w:val="clear" w:color="000000" w:fill="44546A"/>
+            <w:vAlign w:val="center"/>
+          </w:tcPr>
+          <w:p>
+            <w:pPr>
+              <w:jc w:val="center"/>
+              <w:rPr>
+                <w:rFonts w:ascii="Arial" w:eastAsia="Times New Roman" w:hAnsi="Arial" w:cs="Arial"/>
+                <w:b/>
+                <w:bCs/>
+                <w:color w:val="FFFFFF"/>
+                <w:sz w:val="18"/>
+                <w:szCs w:val="18"/>
+                <w:lang w:eastAsia="es-CO"/>
+              </w:rPr>
+            </w:pPr>
+            <w:r>
+              <w:rPr>
+                <w:rFonts w:ascii="Arial" w:eastAsia="Times New Roman" w:hAnsi="Arial" w:cs="Arial"/>
+                <w:b/>
+                <w:bCs/>
+                <w:color w:val="FFFFFF"/>
+                <w:sz w:val="18"/>
+                <w:szCs w:val="18"/>
+                <w:lang w:val="es-CO" w:eastAsia="es-CO"/>
+              </w:rPr>
+              <w:t>Certificado de calibración</w:t>
+            </w:r>
+          </w:p>
+        </w:tc>
+        <w:tc>
+          <w:tcPr>
+            <w:tcW w:w="1276" w:type="dxa"/>
+            <w:tcBorders>
+              <w:top w:val="nil"/>
+              <w:left w:val="nil"/>
+              <w:bottom w:val="nil"/>
+              <w:right w:val="single" w:sz="4" w:space="0" w:color="auto"/>
+            </w:tcBorders>
+            <w:shd w:val="clear" w:color="000000" w:fill="44546A"/>
+            <w:vAlign w:val="center"/>
+          </w:tcPr>
+          <w:p>
+            <w:pPr>
+              <w:jc w:val="center"/>
+              <w:rPr>
+                <w:rFonts w:ascii="Arial" w:eastAsia="Times New Roman" w:hAnsi="Arial" w:cs="Arial"/>
+                <w:b/>
+                <w:bCs/>
+                <w:color w:val="FFFFFF"/>
+                <w:sz w:val="18"/>
+                <w:szCs w:val="18"/>
+                <w:lang w:eastAsia="es-CO"/>
+              </w:rPr>
+            </w:pPr>
+            <w:r>
+              <w:rPr>
+                <w:rFonts w:ascii="Arial" w:eastAsia="Times New Roman" w:hAnsi="Arial" w:cs="Arial"/>
+                <w:b/>
+                <w:bCs/>
+                <w:color w:val="FFFFFF"/>
+                <w:sz w:val="18"/>
+                <w:szCs w:val="18"/>
+                <w:lang w:val="es-CO" w:eastAsia="es-CO"/>
+              </w:rPr>
+              <w:t>Serial</w:t>
+            </w:r>
+          </w:p>
+        </w:tc>
+        <w:tc>
+          <w:tcPr>
+            <w:tcW w:w="992" w:type="dxa"/>
+            <w:tcBorders>
+              <w:top w:val="nil"/>
+              <w:left w:val="nil"/>
+              <w:bottom w:val="nil"/>
+              <w:right w:val="single" w:sz="4" w:space="0" w:color="auto"/>
+            </w:tcBorders>
+            <w:shd w:val="clear" w:color="000000" w:fill="44546A"/>
+            <w:vAlign w:val="center"/>
+          </w:tcPr>
+          <w:p>
+            <w:pPr>
+              <w:jc w:val="center"/>
+              <w:rPr>
+                <w:rFonts w:ascii="Arial" w:eastAsia="Times New Roman" w:hAnsi="Arial" w:cs="Arial"/>
+                <w:b/>
+                <w:bCs/>
+                <w:color w:val="FFFFFF"/>
+                <w:sz w:val="18"/>
+                <w:szCs w:val="18"/>
+                <w:lang w:eastAsia="es-CO"/>
+              </w:rPr>
+            </w:pPr>
+            <w:r>
+              <w:rPr>
+                <w:rFonts w:ascii="Arial" w:eastAsia="Times New Roman" w:hAnsi="Arial" w:cs="Arial"/>
+                <w:b/>
+                <w:bCs/>
+                <w:color w:val="FFFFFF"/>
+                <w:sz w:val="18"/>
+                <w:szCs w:val="18"/>
+                <w:lang w:val="es-CO" w:eastAsia="es-CO"/>
+              </w:rPr>
+              <w:t>Clase</w:t>
+            </w:r>
+          </w:p>
+        </w:tc>
+      </w:tr>
+      <w:tr>
+        <w:trPr>
+          <w:trHeight w:val="283"/>
+        </w:trPr>
+        <w:tc>
+          <w:tcPr>
+            <w:tcW w:w="1702" w:type="dxa"/>
+            <w:tcBorders>
+              <w:top w:val="nil"/>
+              <w:left w:val="single" w:sz="4" w:space="0" w:color="auto"/>
+              <w:bottom w:val="single" w:sz="4" w:space="0" w:color="auto"/>
+              <w:right w:val="single" w:sz="4" w:space="0" w:color="auto"/>
+            </w:tcBorders>
+            <w:shd w:val="clear" w:color="auto" w:fill="auto"/>
+            <w:noWrap/>
+            <w:vAlign w:val="center"/>
+          </w:tcPr>
+          <w:p>
+            <w:pPr>
+              <w:jc w:val="center"/>
+              <w:rPr>
+                <w:rFonts w:ascii="Arial" w:eastAsia="Times New Roman" w:hAnsi="Arial" w:cs="Arial"/>
+                <w:color w:val="000000"/>
+                <w:sz w:val="18"/>
+                <w:szCs w:val="18"/>
+                <w:lang w:eastAsia="es-CO"/>
+              </w:rPr>
+            </w:pPr>
+            <w:r>
+              <w:rPr>
+                <w:rFonts w:ascii="Arial" w:eastAsia="Times New Roman" w:hAnsi="Arial" w:cs="Arial"/>
+                <w:color w:val="000000"/>
+                <w:sz w:val="18"/>
+                <w:szCs w:val="18"/>
+                <w:lang w:val="es-CO" w:eastAsia="es-CO"/>
+              </w:rPr>
+              <w:t>Megometro</w:t>
+            </w:r>
+          </w:p>
+        </w:tc>
+        <w:tc>
+          <w:tcPr>
+            <w:tcW w:w="3544" w:type="dxa"/>
+            <w:tcBorders>
+              <w:top w:val="nil"/>
+              <w:left w:val="nil"/>
+              <w:bottom w:val="single" w:sz="4" w:space="0" w:color="auto"/>
+              <w:right w:val="single" w:sz="4" w:space="0" w:color="auto"/>
+            </w:tcBorders>
+            <w:shd w:val="clear" w:color="auto" w:fill="auto"/>
+            <w:noWrap/>
+            <w:vAlign w:val="center"/>
+          </w:tcPr>
+          <w:p>
+            <w:pPr>
+              <w:rPr>
+                <w:rFonts w:ascii="Arial" w:eastAsia="Times New Roman" w:hAnsi="Arial" w:cs="Arial"/>
+                <w:color w:val="000000"/>
+                <w:sz w:val="18"/>
+                <w:szCs w:val="18"/>
+                <w:lang w:eastAsia="es-CO"/>
+              </w:rPr>
+            </w:pPr>
+            <w:r>
+              <w:rPr>
+                <w:rFonts w:ascii="Arial" w:eastAsia="Times New Roman" w:hAnsi="Arial" w:cs="Arial"/>
+                <w:color w:val="000000"/>
+                <w:sz w:val="18"/>
+                <w:szCs w:val="18"/>
+                <w:lang w:val="es-CO" w:eastAsia="es-CO"/>
+              </w:rPr>
+              <w:t>Medición De La Resistencia De Aislamiento</w:t>
+            </w:r>
+          </w:p>
+        </w:tc>
+        <w:tc>
+          <w:tcPr>
+            <w:tcW w:w="1984" w:type="dxa"/>
+            <w:tcBorders>
+              <w:top w:val="nil"/>
+              <w:left w:val="nil"/>
+              <w:bottom w:val="single" w:sz="4" w:space="0" w:color="auto"/>
+              <w:right w:val="single" w:sz="4" w:space="0" w:color="auto"/>
+            </w:tcBorders>
+            <w:shd w:val="clear" w:color="auto" w:fill="auto"/>
+            <w:noWrap/>
+            <w:vAlign w:val="center"/>
+          </w:tcPr>
+          <w:p>
+            <w:pPr>
+              <w:jc w:val="center"/>
+              <w:rPr>
+                <w:rFonts w:ascii="Arial" w:eastAsia="Times New Roman" w:hAnsi="Arial" w:cs="Arial"/>
+                <w:color w:val="000000"/>
+                <w:sz w:val="18"/>
+                <w:szCs w:val="18"/>
+                <w:lang w:eastAsia="es-CO"/>
+              </w:rPr>
+            </w:pPr>
+            <w:r>
+              <w:rPr>
+                <w:rFonts w:ascii="Arial" w:eastAsia="Times New Roman" w:hAnsi="Arial" w:cs="Arial"/>
+                <w:color w:val="000000"/>
+                <w:sz w:val="18"/>
+                <w:szCs w:val="18"/>
+                <w:lang w:val="es-CO" w:eastAsia="es-CO"/>
+              </w:rPr>
+              <w:t>Sonel / MIC-10K1</w:t>
+            </w:r>
+          </w:p>
+        </w:tc>
+        <w:tc>
+          <w:tcPr>
+            <w:tcW w:w="1843" w:type="dxa"/>
+            <w:tcBorders>
+              <w:top w:val="single" w:sz="4" w:space="0" w:color="auto"/>
+              <w:left w:val="nil"/>
+              <w:bottom w:val="single" w:sz="4" w:space="0" w:color="auto"/>
+              <w:right w:val="single" w:sz="4" w:space="0" w:color="auto"/>
+            </w:tcBorders>
+            <w:shd w:val="clear" w:color="auto" w:fill="auto"/>
+            <w:noWrap/>
+            <w:vAlign w:val="bottom"/>
+          </w:tcPr>
+          <w:p>
+            <w:pPr>
+              <w:jc w:val="center"/>
+              <w:rPr>
+                <w:rFonts w:ascii="Arial" w:eastAsia="Times New Roman" w:hAnsi="Arial" w:cs="Arial"/>
+                <w:color w:val="000000"/>
+                <w:sz w:val="18"/>
+                <w:szCs w:val="18"/>
+                <w:lang w:eastAsia="es-CO"/>
+              </w:rPr>
+            </w:pPr>
+            <w:r>
+              <w:rPr>
+                <w:rFonts w:ascii="Arial" w:eastAsia="Times New Roman" w:hAnsi="Arial" w:cs="Arial"/>
+                <w:color w:val="000000"/>
+                <w:sz w:val="18"/>
+                <w:szCs w:val="18"/>
+                <w:lang w:val="es-CO" w:eastAsia="es-CO"/>
+              </w:rPr>
+              <w:t>Vigente</w:t>
+            </w:r>
+          </w:p>
+        </w:tc>
+        <w:tc>
+          <w:tcPr>
+            <w:tcW w:w="1276" w:type="dxa"/>
+            <w:tcBorders>
+              <w:top w:val="single" w:sz="4" w:space="0" w:color="auto"/>
+              <w:left w:val="nil"/>
+              <w:bottom w:val="single" w:sz="4" w:space="0" w:color="auto"/>
+              <w:right w:val="single" w:sz="4" w:space="0" w:color="auto"/>
+            </w:tcBorders>
+            <w:shd w:val="clear" w:color="auto" w:fill="auto"/>
+            <w:noWrap/>
+            <w:vAlign w:val="bottom"/>
+          </w:tcPr>
+          <w:p>
+            <w:pPr>
+              <w:jc w:val="center"/>
+              <w:rPr>
+                <w:rFonts w:ascii="Arial" w:eastAsia="Times New Roman" w:hAnsi="Arial" w:cs="Arial"/>
+                <w:color w:val="000000"/>
+                <w:sz w:val="18"/>
+                <w:szCs w:val="18"/>
+                <w:lang w:eastAsia="es-CO"/>
+              </w:rPr>
+            </w:pPr>
+            <w:r>
+              <w:rPr>
+                <w:rFonts w:ascii="Arial" w:eastAsia="Times New Roman" w:hAnsi="Arial" w:cs="Arial"/>
+                <w:color w:val="000000"/>
+                <w:sz w:val="18"/>
+                <w:szCs w:val="18"/>
+                <w:lang w:val="es-CO" w:eastAsia="es-CO"/>
+              </w:rPr>
+              <w:t>13674515</w:t>
+            </w:r>
+          </w:p>
+        </w:tc>
+        <w:tc>
+          <w:tcPr>
+            <w:tcW w:w="992" w:type="dxa"/>
+            <w:tcBorders>
+              <w:top w:val="single" w:sz="4" w:space="0" w:color="auto"/>
+              <w:left w:val="nil"/>
+              <w:bottom w:val="single" w:sz="4" w:space="0" w:color="auto"/>
+              <w:right w:val="single" w:sz="4" w:space="0" w:color="auto"/>
+            </w:tcBorders>
+            <w:shd w:val="clear" w:color="auto" w:fill="auto"/>
+            <w:noWrap/>
+            <w:vAlign w:val="bottom"/>
+          </w:tcPr>
+          <w:p>
+            <w:pPr>
+              <w:jc w:val="center"/>
+              <w:rPr>
+                <w:rFonts w:ascii="Arial" w:eastAsia="Times New Roman" w:hAnsi="Arial" w:cs="Arial"/>
+                <w:color w:val="000000"/>
+                <w:sz w:val="18"/>
+                <w:szCs w:val="18"/>
+                <w:lang w:eastAsia="es-CO"/>
+              </w:rPr>
+            </w:pPr>
+            <w:r>
+              <w:rPr>
+                <w:rFonts w:ascii="Arial" w:eastAsia="Times New Roman" w:hAnsi="Arial" w:cs="Arial"/>
+                <w:color w:val="000000"/>
+                <w:sz w:val="18"/>
+                <w:szCs w:val="18"/>
+                <w:lang w:val="es-CO" w:eastAsia="es-CO"/>
+              </w:rPr>
+              <w:t>N/A</w:t>
+            </w:r>
+          </w:p>
+        </w:tc>
+      </w:tr>
+      <w:tr>
+        <w:trPr>
+          <w:trHeight w:val="300"/>
+        </w:trPr>
+        <w:tc>
+          <w:tcPr>
+            <w:tcW w:w="1702" w:type="dxa"/>
+            <w:tcBorders>
+              <w:top w:val="nil"/>
+              <w:left w:val="single" w:sz="4" w:space="0" w:color="auto"/>
+              <w:bottom w:val="single" w:sz="4" w:space="0" w:color="auto"/>
+              <w:right w:val="single" w:sz="4" w:space="0" w:color="auto"/>
+            </w:tcBorders>
+            <w:shd w:val="clear" w:color="auto" w:fill="auto"/>
+            <w:noWrap/>
+            <w:vAlign w:val="center"/>
+          </w:tcPr>
+          <w:p>
+            <w:pPr>
+              <w:jc w:val="center"/>
+              <w:rPr>
+                <w:rFonts w:ascii="Arial" w:eastAsia="Times New Roman" w:hAnsi="Arial" w:cs="Arial"/>
+                <w:color w:val="000000"/>
+                <w:sz w:val="18"/>
+                <w:szCs w:val="18"/>
+                <w:lang w:eastAsia="es-CO"/>
+              </w:rPr>
+            </w:pPr>
+            <w:r>
+              <w:rPr>
+                <w:rFonts w:ascii="Arial" w:eastAsia="Times New Roman" w:hAnsi="Arial" w:cs="Arial"/>
+                <w:color w:val="000000"/>
+                <w:sz w:val="18"/>
+                <w:szCs w:val="18"/>
+                <w:lang w:val="es-CO" w:eastAsia="es-CO"/>
+              </w:rPr>
+              <w:t>Megometro</w:t>
+            </w:r>
+          </w:p>
+        </w:tc>
+        <w:tc>
+          <w:tcPr>
+            <w:tcW w:w="3544" w:type="dxa"/>
+            <w:tcBorders>
+              <w:top w:val="nil"/>
+              <w:left w:val="nil"/>
+              <w:bottom w:val="single" w:sz="4" w:space="0" w:color="auto"/>
+              <w:right w:val="single" w:sz="4" w:space="0" w:color="auto"/>
+            </w:tcBorders>
+            <w:shd w:val="clear" w:color="auto" w:fill="auto"/>
+            <w:noWrap/>
+            <w:vAlign w:val="center"/>
+          </w:tcPr>
+          <w:p>
+            <w:pPr>
+              <w:rPr>
+                <w:rFonts w:ascii="Arial" w:eastAsia="Times New Roman" w:hAnsi="Arial" w:cs="Arial"/>
+                <w:color w:val="000000"/>
+                <w:sz w:val="18"/>
+                <w:szCs w:val="18"/>
+                <w:lang w:eastAsia="es-CO"/>
+              </w:rPr>
+            </w:pPr>
+            <w:r>
+              <w:rPr>
+                <w:rFonts w:ascii="Arial" w:eastAsia="Times New Roman" w:hAnsi="Arial" w:cs="Arial"/>
+                <w:color w:val="000000"/>
+                <w:sz w:val="18"/>
+                <w:szCs w:val="18"/>
+                <w:lang w:val="es-CO" w:eastAsia="es-CO"/>
+              </w:rPr>
+              <w:t>Medición De La Resistencia De Aislamiento</w:t>
+            </w:r>
+          </w:p>
+        </w:tc>
+        <w:tc>
+          <w:tcPr>
+            <w:tcW w:w="1984" w:type="dxa"/>
+            <w:tcBorders>
+              <w:top w:val="nil"/>
+              <w:left w:val="nil"/>
+              <w:bottom w:val="single" w:sz="4" w:space="0" w:color="auto"/>
+              <w:right w:val="single" w:sz="4" w:space="0" w:color="auto"/>
+            </w:tcBorders>
+            <w:shd w:val="clear" w:color="auto" w:fill="auto"/>
+            <w:noWrap/>
+            <w:vAlign w:val="center"/>
+          </w:tcPr>
+          <w:p>
+            <w:pPr>
+              <w:jc w:val="center"/>
+              <w:rPr>
+                <w:rFonts w:ascii="Arial" w:eastAsia="Times New Roman" w:hAnsi="Arial" w:cs="Arial"/>
+                <w:color w:val="000000"/>
+                <w:sz w:val="18"/>
+                <w:szCs w:val="18"/>
+                <w:lang w:eastAsia="es-CO"/>
+              </w:rPr>
+            </w:pPr>
+            <w:r>
+              <w:rPr>
+                <w:rFonts w:ascii="Arial" w:eastAsia="Times New Roman" w:hAnsi="Arial" w:cs="Arial"/>
+                <w:color w:val="000000"/>
+                <w:sz w:val="18"/>
+                <w:szCs w:val="18"/>
+                <w:lang w:val="es-CO" w:eastAsia="es-CO"/>
+              </w:rPr>
+              <w:t>Megabras / MD5060X</w:t>
+            </w:r>
+          </w:p>
+        </w:tc>
+        <w:tc>
+          <w:tcPr>
+            <w:tcW w:w="1843" w:type="dxa"/>
+            <w:tcBorders>
+              <w:top w:val="nil"/>
+              <w:left w:val="nil"/>
+              <w:bottom w:val="single" w:sz="4" w:space="0" w:color="auto"/>
+              <w:right w:val="single" w:sz="4" w:space="0" w:color="auto"/>
+            </w:tcBorders>
+            <w:shd w:val="clear" w:color="auto" w:fill="auto"/>
+            <w:noWrap/>
+            <w:vAlign w:val="bottom"/>
+          </w:tcPr>
+          <w:p>
+            <w:pPr>
+              <w:jc w:val="center"/>
+              <w:rPr>
+                <w:rFonts w:ascii="Arial" w:eastAsia="Times New Roman" w:hAnsi="Arial" w:cs="Arial"/>
+                <w:color w:val="000000"/>
+                <w:sz w:val="18"/>
+                <w:szCs w:val="18"/>
+                <w:lang w:eastAsia="es-CO"/>
+              </w:rPr>
+            </w:pPr>
+            <w:r>
+              <w:rPr>
+                <w:rFonts w:ascii="Arial" w:eastAsia="Times New Roman" w:hAnsi="Arial" w:cs="Arial"/>
+                <w:color w:val="000000"/>
+                <w:sz w:val="18"/>
+                <w:szCs w:val="18"/>
+                <w:lang w:val="es-CO" w:eastAsia="es-CO"/>
+              </w:rPr>
+              <w:t>Vigente</w:t>
+            </w:r>
+          </w:p>
+        </w:tc>
+        <w:tc>
+          <w:tcPr>
+            <w:tcW w:w="1276" w:type="dxa"/>
+            <w:tcBorders>
+              <w:top w:val="nil"/>
+              <w:left w:val="nil"/>
+              <w:bottom w:val="single" w:sz="4" w:space="0" w:color="auto"/>
+              <w:right w:val="single" w:sz="4" w:space="0" w:color="auto"/>
+            </w:tcBorders>
+            <w:shd w:val="clear" w:color="auto" w:fill="auto"/>
+            <w:noWrap/>
+            <w:vAlign w:val="bottom"/>
+          </w:tcPr>
+          <w:p>
+            <w:pPr>
+              <w:jc w:val="center"/>
+              <w:rPr>
+                <w:rFonts w:ascii="Arial" w:eastAsia="Times New Roman" w:hAnsi="Arial" w:cs="Arial"/>
+                <w:color w:val="000000"/>
+                <w:sz w:val="18"/>
+                <w:szCs w:val="18"/>
+                <w:lang w:eastAsia="es-CO"/>
+              </w:rPr>
+            </w:pPr>
+            <w:r>
+              <w:rPr>
+                <w:rFonts w:ascii="Arial" w:eastAsia="Times New Roman" w:hAnsi="Arial" w:cs="Arial"/>
+                <w:color w:val="000000"/>
+                <w:sz w:val="18"/>
+                <w:szCs w:val="18"/>
+                <w:lang w:val="es-CO" w:eastAsia="es-CO"/>
+              </w:rPr>
+              <w:t>23D2702</w:t>
+            </w:r>
+          </w:p>
+        </w:tc>
+        <w:tc>
+          <w:tcPr>
+            <w:tcW w:w="992" w:type="dxa"/>
+            <w:tcBorders>
+              <w:top w:val="nil"/>
+              <w:left w:val="nil"/>
+              <w:bottom w:val="single" w:sz="4" w:space="0" w:color="auto"/>
+              <w:right w:val="single" w:sz="4" w:space="0" w:color="auto"/>
+            </w:tcBorders>
+            <w:shd w:val="clear" w:color="auto" w:fill="auto"/>
+            <w:noWrap/>
+            <w:vAlign w:val="bottom"/>
+          </w:tcPr>
+          <w:p>
+            <w:pPr>
+              <w:jc w:val="center"/>
+              <w:rPr>
+                <w:rFonts w:ascii="Arial" w:eastAsia="Times New Roman" w:hAnsi="Arial" w:cs="Arial"/>
+                <w:color w:val="000000"/>
+                <w:sz w:val="18"/>
+                <w:szCs w:val="18"/>
+                <w:lang w:eastAsia="es-CO"/>
+              </w:rPr>
+            </w:pPr>
+            <w:r>
+              <w:rPr>
+                <w:rFonts w:ascii="Arial" w:eastAsia="Times New Roman" w:hAnsi="Arial" w:cs="Arial"/>
+                <w:color w:val="000000"/>
+                <w:sz w:val="18"/>
+                <w:szCs w:val="18"/>
+                <w:lang w:val="es-CO" w:eastAsia="es-CO"/>
+              </w:rPr>
+              <w:t>N/A</w:t>
+            </w:r>
+          </w:p>
+        </w:tc>
+      </w:tr>
+      <w:tr>
+        <w:trPr>
+          <w:trHeight w:val="300"/>
+        </w:trPr>
+        <w:tc>
+          <w:tcPr>
+            <w:tcW w:w="1702" w:type="dxa"/>
+            <w:tcBorders>
+              <w:top w:val="nil"/>
+              <w:left w:val="single" w:sz="4" w:space="0" w:color="auto"/>
+              <w:bottom w:val="single" w:sz="4" w:space="0" w:color="auto"/>
+              <w:right w:val="single" w:sz="4" w:space="0" w:color="auto"/>
+            </w:tcBorders>
+            <w:shd w:val="clear" w:color="auto" w:fill="auto"/>
+            <w:noWrap/>
+            <w:vAlign w:val="center"/>
+          </w:tcPr>
+          <w:p>
+            <w:pPr>
+              <w:jc w:val="center"/>
+              <w:rPr>
+                <w:rFonts w:ascii="Arial" w:eastAsia="Times New Roman" w:hAnsi="Arial" w:cs="Arial"/>
+                <w:color w:val="000000"/>
+                <w:sz w:val="18"/>
+                <w:szCs w:val="18"/>
+                <w:lang w:eastAsia="es-CO"/>
+              </w:rPr>
+            </w:pPr>
+            <w:r>
+              <w:rPr>
+                <w:rFonts w:ascii="Arial" w:eastAsia="Times New Roman" w:hAnsi="Arial" w:cs="Arial"/>
+                <w:color w:val="000000"/>
+                <w:sz w:val="18"/>
+                <w:szCs w:val="18"/>
+                <w:lang w:val="es-CO" w:eastAsia="es-CO"/>
+              </w:rPr>
+              <w:t>TTR - Resistencia de Devanados</w:t>
+            </w:r>
+          </w:p>
+        </w:tc>
+        <w:tc>
+          <w:tcPr>
+            <w:tcW w:w="3544" w:type="dxa"/>
+            <w:tcBorders>
+              <w:top w:val="nil"/>
+              <w:left w:val="nil"/>
+              <w:bottom w:val="single" w:sz="4" w:space="0" w:color="auto"/>
+              <w:right w:val="single" w:sz="4" w:space="0" w:color="auto"/>
+            </w:tcBorders>
+            <w:shd w:val="clear" w:color="auto" w:fill="auto"/>
+            <w:noWrap/>
+            <w:vAlign w:val="center"/>
+          </w:tcPr>
+          <w:p>
+            <w:pPr>
+              <w:rPr>
+                <w:rFonts w:ascii="Arial" w:eastAsia="Times New Roman" w:hAnsi="Arial" w:cs="Arial"/>
+                <w:color w:val="000000"/>
+                <w:sz w:val="18"/>
+                <w:szCs w:val="18"/>
+                <w:lang w:eastAsia="es-CO"/>
+              </w:rPr>
+            </w:pPr>
+            <w:r>
+              <w:rPr>
+                <w:rFonts w:ascii="Arial" w:eastAsia="Times New Roman" w:hAnsi="Arial" w:cs="Arial"/>
+                <w:color w:val="000000"/>
+                <w:sz w:val="18"/>
+                <w:szCs w:val="18"/>
+                <w:lang w:val="es-CO" w:eastAsia="es-CO"/>
+              </w:rPr>
+              <w:t>Medición de relación de transformación - Resistencia de Devanados</w:t>
+            </w:r>
+          </w:p>
+        </w:tc>
+        <w:tc>
+          <w:tcPr>
+            <w:tcW w:w="1984" w:type="dxa"/>
+            <w:tcBorders>
+              <w:top w:val="nil"/>
+              <w:left w:val="nil"/>
+              <w:bottom w:val="single" w:sz="4" w:space="0" w:color="auto"/>
+              <w:right w:val="single" w:sz="4" w:space="0" w:color="auto"/>
+            </w:tcBorders>
+            <w:shd w:val="clear" w:color="auto" w:fill="auto"/>
+            <w:noWrap/>
+            <w:vAlign w:val="center"/>
+          </w:tcPr>
+          <w:p>
+            <w:pPr>
+              <w:jc w:val="center"/>
+              <w:rPr>
+                <w:rFonts w:ascii="Arial" w:eastAsia="Times New Roman" w:hAnsi="Arial" w:cs="Arial"/>
+                <w:color w:val="000000"/>
+                <w:sz w:val="18"/>
+                <w:szCs w:val="18"/>
+                <w:lang w:eastAsia="es-CO"/>
+              </w:rPr>
+            </w:pPr>
+            <w:r>
+              <w:rPr>
+                <w:rFonts w:ascii="Arial" w:eastAsia="Times New Roman" w:hAnsi="Arial" w:cs="Arial"/>
+                <w:color w:val="000000"/>
+                <w:sz w:val="18"/>
+                <w:szCs w:val="18"/>
+                <w:lang w:val="es-CO" w:eastAsia="es-CO"/>
+              </w:rPr>
+              <w:t>Mettrel / MIC3280</w:t>
+            </w:r>
+          </w:p>
+        </w:tc>
+        <w:tc>
+          <w:tcPr>
+            <w:tcW w:w="1843" w:type="dxa"/>
+            <w:tcBorders>
+              <w:top w:val="nil"/>
+              <w:left w:val="nil"/>
+              <w:bottom w:val="single" w:sz="4" w:space="0" w:color="auto"/>
+              <w:right w:val="single" w:sz="4" w:space="0" w:color="auto"/>
+            </w:tcBorders>
+            <w:shd w:val="clear" w:color="auto" w:fill="auto"/>
+            <w:noWrap/>
+            <w:vAlign w:val="bottom"/>
+          </w:tcPr>
+          <w:p>
+            <w:pPr>
+              <w:jc w:val="center"/>
+              <w:rPr>
+                <w:rFonts w:ascii="Arial" w:eastAsia="Times New Roman" w:hAnsi="Arial" w:cs="Arial"/>
+                <w:color w:val="000000"/>
+                <w:sz w:val="18"/>
+                <w:szCs w:val="18"/>
+                <w:lang w:eastAsia="es-CO"/>
+              </w:rPr>
+            </w:pPr>
+            <w:r>
+              <w:rPr>
+                <w:rFonts w:ascii="Arial" w:eastAsia="Times New Roman" w:hAnsi="Arial" w:cs="Arial"/>
+                <w:color w:val="000000"/>
+                <w:sz w:val="18"/>
+                <w:szCs w:val="18"/>
+                <w:lang w:val="es-CO" w:eastAsia="es-CO"/>
+              </w:rPr>
+              <w:t>Vigente</w:t>
+            </w:r>
+          </w:p>
+        </w:tc>
+        <w:tc>
+          <w:tcPr>
+            <w:tcW w:w="1276" w:type="dxa"/>
+            <w:tcBorders>
+              <w:top w:val="nil"/>
+              <w:left w:val="nil"/>
+              <w:bottom w:val="single" w:sz="4" w:space="0" w:color="auto"/>
+              <w:right w:val="single" w:sz="4" w:space="0" w:color="auto"/>
+            </w:tcBorders>
+            <w:shd w:val="clear" w:color="auto" w:fill="auto"/>
+            <w:noWrap/>
+            <w:vAlign w:val="bottom"/>
+          </w:tcPr>
+          <w:p>
+            <w:pPr>
+              <w:jc w:val="center"/>
+              <w:rPr>
+                <w:rFonts w:ascii="Arial" w:eastAsia="Times New Roman" w:hAnsi="Arial" w:cs="Arial"/>
+                <w:color w:val="000000"/>
+                <w:sz w:val="18"/>
+                <w:szCs w:val="18"/>
+                <w:lang w:eastAsia="es-CO"/>
+              </w:rPr>
+            </w:pPr>
+            <w:r>
+              <w:rPr>
+                <w:rFonts w:ascii="Arial" w:eastAsia="Times New Roman" w:hAnsi="Arial" w:cs="Arial"/>
+                <w:color w:val="000000"/>
+                <w:sz w:val="18"/>
+                <w:szCs w:val="18"/>
+                <w:lang w:val="es-CO" w:eastAsia="es-CO"/>
+              </w:rPr>
+              <w:t>21280180</w:t>
+            </w:r>
+          </w:p>
+        </w:tc>
+        <w:tc>
+          <w:tcPr>
+            <w:tcW w:w="992" w:type="dxa"/>
+            <w:tcBorders>
+              <w:top w:val="nil"/>
+              <w:left w:val="nil"/>
+              <w:bottom w:val="single" w:sz="4" w:space="0" w:color="auto"/>
+              <w:right w:val="single" w:sz="4" w:space="0" w:color="auto"/>
+            </w:tcBorders>
+            <w:shd w:val="clear" w:color="auto" w:fill="auto"/>
+            <w:noWrap/>
+            <w:vAlign w:val="bottom"/>
+          </w:tcPr>
+          <w:p>
+            <w:pPr>
+              <w:jc w:val="center"/>
+              <w:rPr>
+                <w:rFonts w:ascii="Arial" w:eastAsia="Times New Roman" w:hAnsi="Arial" w:cs="Arial"/>
+                <w:color w:val="000000"/>
+                <w:sz w:val="18"/>
+                <w:szCs w:val="18"/>
+                <w:lang w:eastAsia="es-CO"/>
+              </w:rPr>
+            </w:pPr>
+            <w:r>
+              <w:rPr>
+                <w:rFonts w:ascii="Arial" w:eastAsia="Times New Roman" w:hAnsi="Arial" w:cs="Arial"/>
+                <w:color w:val="000000"/>
+                <w:sz w:val="18"/>
+                <w:szCs w:val="18"/>
+                <w:lang w:val="es-CO" w:eastAsia="es-CO"/>
+              </w:rPr>
+              <w:t>N/A</w:t>
+            </w:r>
+          </w:p>
+        </w:tc>
+      </w:tr>
+    </w:tbl>
+    <w:p>
+      <w:pPr>
+        <w:pStyle w:val="Prrafodelista"/>
+        <w:spacing w:line="259" w:lineRule="auto"/>
+        <w:rPr>
+          <w:rFonts w:ascii="Arial" w:hAnsi="Arial" w:cs="Arial"/>
+          <w:b/>
+          <w:bCs/>
+          <w:sz w:val="24"/>
+          <w:szCs w:val="24"/>
+        </w:rPr>
+      </w:pPr>
+    </w:p>
+    <w:p>
+      <w:pPr>
+        <w:pStyle w:val="Prrafodelista"/>
+        <w:spacing w:line="259" w:lineRule="auto"/>
+        <w:rPr>
+          <w:rFonts w:ascii="Arial" w:hAnsi="Arial" w:cs="Arial"/>
+          <w:b/>
+          <w:bCs/>
+          <w:sz w:val="24"/>
+          <w:szCs w:val="24"/>
+        </w:rPr>
+      </w:pPr>
+    </w:p>
+    <w:p>
+      <w:pPr>
+        <w:pStyle w:val="Prrafodelista"/>
+        <w:spacing w:line="259" w:lineRule="auto"/>
+        <w:rPr>
+          <w:rFonts w:ascii="Arial" w:hAnsi="Arial" w:cs="Arial"/>
+          <w:b/>
+          <w:bCs/>
+          <w:sz w:val="24"/>
+          <w:szCs w:val="24"/>
+        </w:rPr>
+      </w:pPr>
+    </w:p>
+    <w:p>
+      <w:pPr>
+        <w:pStyle w:val="Prrafodelista"/>
+        <w:spacing w:line="259" w:lineRule="auto"/>
+        <w:rPr>
+          <w:rFonts w:ascii="Arial" w:hAnsi="Arial" w:cs="Arial"/>
+          <w:b/>
+          <w:bCs/>
+          <w:sz w:val="24"/>
+          <w:szCs w:val="24"/>
+        </w:rPr>
+      </w:pPr>
+    </w:p>
+    <w:p>
+      <w:pPr>
+        <w:pStyle w:val="Prrafodelista"/>
+        <w:spacing w:line="259" w:lineRule="auto"/>
+        <w:rPr>
+          <w:rFonts w:ascii="Arial" w:hAnsi="Arial" w:cs="Arial"/>
+          <w:b/>
+          <w:bCs/>
+          <w:sz w:val="24"/>
+          <w:szCs w:val="24"/>
+        </w:rPr>
+      </w:pPr>
+    </w:p>
+    <w:p>
+      <w:pPr>
+        <w:pStyle w:val="Prrafodelista"/>
+        <w:spacing w:line="259" w:lineRule="auto"/>
+        <w:rPr>
+          <w:rFonts w:ascii="Arial" w:hAnsi="Arial" w:cs="Arial"/>
+          <w:b/>
+          <w:bCs/>
+          <w:sz w:val="24"/>
+          <w:szCs w:val="24"/>
+        </w:rPr>
+      </w:pPr>
+    </w:p>
+    <w:p>
+      <w:pPr>
+        <w:pStyle w:val="Prrafodelista"/>
+        <w:spacing w:line="259" w:lineRule="auto"/>
+        <w:rPr>
+          <w:rFonts w:ascii="Arial" w:hAnsi="Arial" w:cs="Arial"/>
+          <w:b/>
+          <w:bCs/>
+          <w:sz w:val="24"/>
+          <w:szCs w:val="24"/>
+        </w:rPr>
+      </w:pPr>
+    </w:p>
+    <w:p>
+      <w:pPr>
+        <w:pStyle w:val="Prrafodelista"/>
+        <w:spacing w:line="259" w:lineRule="auto"/>
+        <w:rPr>
+          <w:rFonts w:ascii="Arial" w:hAnsi="Arial" w:cs="Arial"/>
+          <w:b/>
+          <w:bCs/>
+          <w:sz w:val="24"/>
+          <w:szCs w:val="24"/>
+        </w:rPr>
+      </w:pPr>
+    </w:p>
+    <w:p>
+      <w:pPr>
+        <w:pStyle w:val="Prrafodelista"/>
+        <w:spacing w:line="259" w:lineRule="auto"/>
+        <w:rPr>
+          <w:rFonts w:ascii="Arial" w:hAnsi="Arial" w:cs="Arial"/>
+          <w:b/>
+          <w:bCs/>
+          <w:sz w:val="24"/>
+          <w:szCs w:val="24"/>
+        </w:rPr>
+      </w:pPr>
+    </w:p>
+    <w:p>
+      <w:pPr>
+        <w:pStyle w:val="Prrafodelista"/>
+        <w:spacing w:line="259" w:lineRule="auto"/>
+        <w:rPr>
+          <w:rFonts w:ascii="Arial" w:hAnsi="Arial" w:cs="Arial"/>
+          <w:b/>
+          <w:bCs/>
+          <w:sz w:val="24"/>
+          <w:szCs w:val="24"/>
+        </w:rPr>
+      </w:pPr>
+    </w:p>
+    <w:p>
+      <w:pPr>
+        <w:pStyle w:val="Prrafodelista"/>
+        <w:spacing w:line="259" w:lineRule="auto"/>
+        <w:rPr>
+          <w:rFonts w:ascii="Arial" w:hAnsi="Arial" w:cs="Arial"/>
+          <w:b/>
+          <w:bCs/>
+          <w:sz w:val="24"/>
+          <w:szCs w:val="24"/>
+        </w:rPr>
+      </w:pPr>
+    </w:p>
+    <w:p>
+      <w:pPr>
+        <w:pStyle w:val="Prrafodelista"/>
+        <w:spacing w:line="259" w:lineRule="auto"/>
+        <w:rPr>
+          <w:rFonts w:ascii="Arial" w:hAnsi="Arial" w:cs="Arial"/>
+          <w:b/>
+          <w:bCs/>
+          <w:sz w:val="24"/>
+          <w:szCs w:val="24"/>
+        </w:rPr>
+      </w:pPr>
+    </w:p>
+    <w:p>
+      <w:pPr>
+        <w:pStyle w:val="Prrafodelista"/>
+        <w:spacing w:line="259" w:lineRule="auto"/>
+        <w:rPr>
+          <w:rFonts w:ascii="Arial" w:hAnsi="Arial" w:cs="Arial"/>
+          <w:b/>
+          <w:bCs/>
+          <w:sz w:val="24"/>
+          <w:szCs w:val="24"/>
+        </w:rPr>
+      </w:pPr>
+    </w:p>
+    <w:p>
+      <w:pPr>
+        <w:pStyle w:val="Prrafodelista"/>
+        <w:spacing w:line="259" w:lineRule="auto"/>
+        <w:rPr>
+          <w:rFonts w:ascii="Arial" w:hAnsi="Arial" w:cs="Arial"/>
+          <w:b/>
+          <w:bCs/>
+          <w:sz w:val="24"/>
+          <w:szCs w:val="24"/>
         </w:rPr>
       </w:pPr>
     </w:p>
@@ -627,46 +1781,10 @@
           <w:ilvl w:val="0"/>
           <w:numId w:val="32"/>
         </w:numPr>
-        <w:spacing w:line="259" w:lineRule="auto"/>
-        <w:rPr>
-          <w:rFonts w:ascii="Arial" w:hAnsi="Arial" w:cs="Arial"/>
-          <w:b/>
-          <w:bCs/>
-          <w:sz w:val="24"/>
-          <w:szCs w:val="24"/>
-        </w:rPr>
-      </w:pPr>
-      <w:r>
-        <w:rPr>
-          <w:rFonts w:ascii="Arial" w:hAnsi="Arial" w:cs="Arial"/>
-          <w:b/>
-          <w:bCs/>
-          <w:sz w:val="24"/>
-          <w:szCs w:val="24"/>
-        </w:rPr>
-        <w:t>ALCANCE DE LA OFERTA:</w:t>
-      </w:r>
-    </w:p>
-    <w:p>
-      <w:pPr>
-        <w:pStyle w:val="Prrafodelista"/>
-        <w:ind w:left="435"/>
+        <w:spacing w:line="360" w:lineRule="auto"/>
         <w:jc w:val="both"/>
         <w:rPr>
-          <w:rFonts w:ascii="Arial" w:hAnsi="Arial" w:cs="Arial"/>
-          <w:b/>
-          <w:sz w:val="22"/>
-          <w:szCs w:val="22"/>
-        </w:rPr>
-      </w:pPr>
-    </w:p>
-    <w:p>
-      <w:pPr>
-        <w:pStyle w:val="Prrafodelista"/>
-        <w:ind w:left="435"/>
-        <w:jc w:val="both"/>
-        <w:rPr>
-          <w:rFonts w:ascii="Arial" w:hAnsi="Arial" w:cs="Arial"/>
+          <w:rFonts w:ascii="Arial" w:eastAsia="Calibri" w:hAnsi="Arial" w:cs="Arial"/>
           <w:b/>
           <w:sz w:val="24"/>
           <w:szCs w:val="24"/>
@@ -674,21 +1792,76 @@
       </w:pPr>
       <w:r>
         <w:rPr>
+          <w:rFonts w:ascii="Arial" w:eastAsia="Calibri" w:hAnsi="Arial" w:cs="Arial"/>
+          <w:b/>
+          <w:sz w:val="24"/>
+          <w:szCs w:val="24"/>
+        </w:rPr>
+        <w:t>ALCANCE DE LA OFERTA:</w:t>
+      </w:r>
+    </w:p>
+    <w:p>
+      <w:pPr>
+        <w:pStyle w:val="Prrafodelista"/>
+        <w:numPr>
+          <w:ilvl w:val="0"/>
+          <w:numId w:val="33"/>
+        </w:numPr>
+        <w:spacing w:line="360" w:lineRule="auto"/>
+        <w:jc w:val="both"/>
+        <w:rPr>
+          <w:rFonts w:ascii="Arial" w:eastAsia="Calibri" w:hAnsi="Arial" w:cs="Arial"/>
+          <w:b/>
+          <w:sz w:val="24"/>
+          <w:szCs w:val="24"/>
+        </w:rPr>
+      </w:pPr>
+      <w:r>
+        <w:rPr>
+          <w:rFonts w:ascii="Arial" w:eastAsia="Calibri" w:hAnsi="Arial" w:cs="Arial"/>
+          <w:b/>
+          <w:sz w:val="24"/>
+          <w:szCs w:val="24"/>
+        </w:rPr>
+        <w:t>PRUEBAS ELECTRICAS DE DIAGNOSTICO:</w:t>
+      </w:r>
+    </w:p>
+    <w:p>
+      <w:pPr>
+        <w:spacing w:after="160" w:line="256" w:lineRule="auto"/>
+        <w:ind w:left="709"/>
+        <w:jc w:val="center"/>
+        <w:rPr>
+          <w:rFonts w:ascii="Arial" w:eastAsia="Calibri" w:hAnsi="Arial" w:cs="Arial"/>
+          <w:b/>
+          <w:bCs/>
+        </w:rPr>
+      </w:pPr>
+      <w:r>
+        <w:rPr>
           <w:noProof/>
         </w:rPr>
         <w:drawing>
-          <wp:anchor distT="0" distB="0" distL="114300" distR="114300" simplePos="0" relativeHeight="251668480" behindDoc="1" locked="0" layoutInCell="1" allowOverlap="1" wp14:anchorId="0722E4E3" wp14:editId="0369F2EC">
+          <wp:anchor distT="0" distB="0" distL="114300" distR="114300" simplePos="0" relativeHeight="251673600" behindDoc="1" locked="0" layoutInCell="1" allowOverlap="1" wp14:anchorId="0ADC1AA7" wp14:editId="52E4A9AA">
             <wp:simplePos x="0" y="0"/>
             <wp:positionH relativeFrom="margin">
-              <wp:align>center</wp:align>
+              <wp:posOffset>-257175</wp:posOffset>
             </wp:positionH>
             <wp:positionV relativeFrom="paragraph">
-              <wp:posOffset>278765</wp:posOffset>
+              <wp:posOffset>103505</wp:posOffset>
             </wp:positionV>
-            <wp:extent cx="2762250" cy="2393686"/>
-            <wp:effectExtent l="0" t="0" r="0" b="6985"/>
-            <wp:wrapNone/>
-            <wp:docPr id="16" name="Imagen 16"/>
+            <wp:extent cx="1781175" cy="1838325"/>
+            <wp:effectExtent l="0" t="0" r="9525" b="9525"/>
+            <wp:wrapTight wrapText="bothSides">
+              <wp:wrapPolygon edited="0">
+                <wp:start x="0" y="0"/>
+                <wp:lineTo x="0" y="21488"/>
+                <wp:lineTo x="21484" y="21488"/>
+                <wp:lineTo x="21484" y="0"/>
+                <wp:lineTo x="0" y="0"/>
+              </wp:wrapPolygon>
+            </wp:wrapTight>
+            <wp:docPr id="504828142" name="Imagen 9"/>
             <wp:cNvGraphicFramePr>
               <a:graphicFrameLocks xmlns:a="http://schemas.openxmlformats.org/drawingml/2006/main" noChangeAspect="1"/>
             </wp:cNvGraphicFramePr>
@@ -696,11 +1869,20 @@
               <a:graphicData uri="http://schemas.openxmlformats.org/drawingml/2006/picture">
                 <pic:pic xmlns:pic="http://schemas.openxmlformats.org/drawingml/2006/picture">
                   <pic:nvPicPr>
-                    <pic:cNvPr id="1" name=""/>
-                    <pic:cNvPicPr/>
+                    <pic:cNvPr id="504828142" name="Imagen 9"/>
+                    <pic:cNvPicPr>
+                      <a:picLocks noChangeAspect="1" noChangeArrowheads="1"/>
+                    </pic:cNvPicPr>
                   </pic:nvPicPr>
                   <pic:blipFill>
-                    <a:blip r:embed="rId8"/>
+                    <a:blip r:embed="rId8">
+                      <a:extLst>
+                        <a:ext uri="{28A0092B-C50C-407E-A947-70E740481C1C}">
+                          <a14:useLocalDpi xmlns:a14="http://schemas.microsoft.com/office/drawing/2010/main" val="0"/>
+                        </a:ext>
+                      </a:extLst>
+                    </a:blip>
+                    <a:srcRect/>
                     <a:stretch>
                       <a:fillRect/>
                     </a:stretch>
@@ -708,11 +1890,12 @@
                   <pic:spPr>
                     <a:xfrm>
                       <a:off x="0" y="0"/>
-                      <a:ext cx="2762250" cy="2393686"/>
+                      <a:ext cx="1781175" cy="1838325"/>
                     </a:xfrm>
                     <a:prstGeom prst="rect">
                       <a:avLst/>
                     </a:prstGeom>
+                    <a:noFill/>
                   </pic:spPr>
                 </pic:pic>
               </a:graphicData>
@@ -728,280 +1911,101 @@
       </w:r>
       <w:r>
         <w:rPr>
-          <w:rFonts w:ascii="Arial" w:hAnsi="Arial" w:cs="Arial"/>
+          <w:rFonts w:ascii="Arial" w:eastAsia="Calibri" w:hAnsi="Arial" w:cs="Arial"/>
+          <w:b/>
+          <w:bCs/>
+        </w:rPr>
+        <w:t>RELACIÓN DE TRANSFORMACIÓN.</w:t>
+      </w:r>
+    </w:p>
+    <w:p>
+      <w:pPr>
+        <w:spacing w:after="160" w:line="256" w:lineRule="auto"/>
+        <w:jc w:val="both"/>
+        <w:rPr>
+          <w:rFonts w:ascii="Arial" w:eastAsia="Calibri" w:hAnsi="Arial" w:cs="Arial"/>
+        </w:rPr>
+      </w:pPr>
+      <w:r>
+        <w:rPr>
+          <w:rFonts w:ascii="Arial" w:eastAsia="Calibri" w:hAnsi="Arial" w:cs="Arial"/>
+        </w:rPr>
+        <w:t xml:space="preserve">Permite identificar cortos entre espiras, daños en el conmutador, posiciones incorrectas de éste, comprobar el grupo de conexión del transformador y medir la relación de espiras entre el devanado de alta y el devanado de baja tensión. </w:t>
+      </w:r>
+    </w:p>
+    <w:p>
+      <w:pPr>
+        <w:spacing w:after="160" w:line="256" w:lineRule="auto"/>
+        <w:jc w:val="both"/>
+        <w:rPr>
+          <w:rFonts w:ascii="Arial" w:eastAsia="Calibri" w:hAnsi="Arial" w:cs="Arial"/>
+        </w:rPr>
+      </w:pPr>
+      <w:r>
+        <w:rPr>
+          <w:rFonts w:ascii="Arial" w:eastAsia="Calibri" w:hAnsi="Arial" w:cs="Arial"/>
+        </w:rPr>
+        <w:t>Procedimiento: IEEE Std. C57.12.90-2006.</w:t>
+      </w:r>
+    </w:p>
+    <w:p>
+      <w:pPr>
+        <w:spacing w:after="160" w:line="256" w:lineRule="auto"/>
+        <w:jc w:val="both"/>
+        <w:rPr>
+          <w:rFonts w:ascii="Arial" w:eastAsia="Calibri" w:hAnsi="Arial" w:cs="Arial"/>
+        </w:rPr>
+      </w:pPr>
+      <w:r>
+        <w:rPr>
+          <w:rFonts w:ascii="Arial" w:eastAsia="Calibri" w:hAnsi="Arial" w:cs="Arial"/>
+        </w:rPr>
+        <w:t>Evaluación Resultados IEEE Std. 62-1995 / IEEE Std. C57.12.90-2006</w:t>
+      </w:r>
+    </w:p>
+    <w:p>
+      <w:pPr>
+        <w:pStyle w:val="Prrafodelista"/>
+        <w:spacing w:after="160" w:line="256" w:lineRule="auto"/>
+        <w:ind w:left="1069"/>
+        <w:jc w:val="both"/>
+        <w:rPr>
+          <w:rFonts w:ascii="Arial" w:eastAsia="Calibri" w:hAnsi="Arial" w:cs="Arial"/>
+          <w:b/>
+          <w:bCs/>
+        </w:rPr>
+      </w:pPr>
+    </w:p>
+    <w:p>
+      <w:pPr>
+        <w:pStyle w:val="Prrafodelista"/>
+        <w:spacing w:after="160" w:line="256" w:lineRule="auto"/>
+        <w:ind w:left="1069"/>
+        <w:jc w:val="both"/>
+        <w:rPr>
+          <w:rFonts w:ascii="Arial" w:eastAsia="Calibri" w:hAnsi="Arial" w:cs="Arial"/>
           <w:b/>
           <w:bCs/>
           <w:sz w:val="24"/>
           <w:szCs w:val="24"/>
-          <w:lang w:val="es-ES_tradnl" w:eastAsia="es-ES"/>
-        </w:rPr>
-        <w:t xml:space="preserve">VLF: </w:t>
-      </w:r>
-      <w:r>
-        <w:rPr>
-          <w:rFonts w:ascii="Arial" w:hAnsi="Arial" w:cs="Arial"/>
-          <w:sz w:val="24"/>
-          <w:szCs w:val="24"/>
-        </w:rPr>
-        <w:t xml:space="preserve">Pruebas VERY LOW FREQUENCY a cables de media tensión XLPE para detección             </w:t>
-      </w:r>
-      <w:r>
-        <w:rPr>
-          <w:rFonts w:ascii="Arial" w:hAnsi="Arial" w:cs="Arial"/>
-          <w:sz w:val="24"/>
-          <w:szCs w:val="24"/>
-        </w:rPr>
-        <w:tab/>
-        <w:t>de fallas.</w:t>
-      </w:r>
-    </w:p>
-    <w:p>
-      <w:pPr>
-        <w:pStyle w:val="Prrafodelista"/>
-        <w:spacing w:line="259" w:lineRule="auto"/>
-        <w:rPr>
-          <w:rFonts w:ascii="Arial" w:hAnsi="Arial" w:cs="Arial"/>
+        </w:rPr>
+      </w:pPr>
+      <w:r>
+        <w:rPr>
+          <w:rFonts w:ascii="Arial" w:eastAsia="Calibri" w:hAnsi="Arial" w:cs="Arial"/>
           <w:b/>
           <w:bCs/>
           <w:sz w:val="24"/>
           <w:szCs w:val="24"/>
         </w:rPr>
-      </w:pPr>
+        <w:t>MEDICIÓN DE LA RESISTENCIA DE AISLAMIENTO.</w:t>
+      </w:r>
     </w:p>
     <w:p>
       <w:pPr>
         <w:pStyle w:val="Prrafodelista"/>
-        <w:spacing w:line="259" w:lineRule="auto"/>
-        <w:rPr>
-          <w:rFonts w:ascii="Arial" w:hAnsi="Arial" w:cs="Arial"/>
-          <w:b/>
-          <w:bCs/>
-          <w:sz w:val="24"/>
-          <w:szCs w:val="24"/>
-        </w:rPr>
-      </w:pPr>
-    </w:p>
-    <w:p>
-      <w:pPr>
-        <w:pStyle w:val="Prrafodelista"/>
-        <w:spacing w:line="259" w:lineRule="auto"/>
-        <w:rPr>
-          <w:rFonts w:ascii="Arial" w:hAnsi="Arial" w:cs="Arial"/>
-          <w:b/>
-          <w:bCs/>
-          <w:sz w:val="24"/>
-          <w:szCs w:val="24"/>
-        </w:rPr>
-      </w:pPr>
-    </w:p>
-    <w:p>
-      <w:pPr>
-        <w:pStyle w:val="Prrafodelista"/>
-        <w:spacing w:line="259" w:lineRule="auto"/>
-        <w:rPr>
-          <w:rFonts w:ascii="Arial" w:hAnsi="Arial" w:cs="Arial"/>
-          <w:b/>
-          <w:bCs/>
-          <w:sz w:val="24"/>
-          <w:szCs w:val="24"/>
-        </w:rPr>
-      </w:pPr>
-    </w:p>
-    <w:p>
-      <w:pPr>
-        <w:pStyle w:val="Prrafodelista"/>
-        <w:spacing w:line="259" w:lineRule="auto"/>
-        <w:rPr>
-          <w:rFonts w:ascii="Arial" w:hAnsi="Arial" w:cs="Arial"/>
-          <w:b/>
-          <w:bCs/>
-          <w:sz w:val="24"/>
-          <w:szCs w:val="24"/>
-        </w:rPr>
-      </w:pPr>
-    </w:p>
-    <w:p>
-      <w:pPr>
-        <w:pStyle w:val="Prrafodelista"/>
-        <w:spacing w:line="259" w:lineRule="auto"/>
-        <w:rPr>
-          <w:rFonts w:ascii="Arial" w:hAnsi="Arial" w:cs="Arial"/>
-          <w:b/>
-          <w:bCs/>
-          <w:sz w:val="24"/>
-          <w:szCs w:val="24"/>
-        </w:rPr>
-      </w:pPr>
-    </w:p>
-    <w:p>
-      <w:pPr>
-        <w:pStyle w:val="Prrafodelista"/>
-        <w:spacing w:line="259" w:lineRule="auto"/>
-        <w:rPr>
-          <w:rFonts w:ascii="Arial" w:hAnsi="Arial" w:cs="Arial"/>
-          <w:b/>
-          <w:bCs/>
-          <w:sz w:val="24"/>
-          <w:szCs w:val="24"/>
-        </w:rPr>
-      </w:pPr>
-    </w:p>
-    <w:p>
-      <w:pPr>
-        <w:pStyle w:val="Prrafodelista"/>
-        <w:spacing w:line="259" w:lineRule="auto"/>
-        <w:rPr>
-          <w:rFonts w:ascii="Arial" w:hAnsi="Arial" w:cs="Arial"/>
-          <w:b/>
-          <w:bCs/>
-          <w:sz w:val="24"/>
-          <w:szCs w:val="24"/>
-        </w:rPr>
-      </w:pPr>
-    </w:p>
-    <w:p>
-      <w:pPr>
-        <w:pStyle w:val="Prrafodelista"/>
-        <w:spacing w:line="259" w:lineRule="auto"/>
-        <w:rPr>
-          <w:rFonts w:ascii="Arial" w:hAnsi="Arial" w:cs="Arial"/>
-          <w:b/>
-          <w:bCs/>
-          <w:sz w:val="24"/>
-          <w:szCs w:val="24"/>
-        </w:rPr>
-      </w:pPr>
-    </w:p>
-    <w:p>
-      <w:pPr>
-        <w:pStyle w:val="Prrafodelista"/>
-        <w:spacing w:line="259" w:lineRule="auto"/>
-        <w:rPr>
-          <w:rFonts w:ascii="Arial" w:hAnsi="Arial" w:cs="Arial"/>
-          <w:b/>
-          <w:bCs/>
-          <w:sz w:val="24"/>
-          <w:szCs w:val="24"/>
-        </w:rPr>
-      </w:pPr>
-    </w:p>
-    <w:p>
-      <w:pPr>
-        <w:pStyle w:val="Prrafodelista"/>
-        <w:spacing w:line="259" w:lineRule="auto"/>
-        <w:rPr>
-          <w:rFonts w:ascii="Arial" w:hAnsi="Arial" w:cs="Arial"/>
-          <w:b/>
-          <w:bCs/>
-          <w:sz w:val="24"/>
-          <w:szCs w:val="24"/>
-        </w:rPr>
-      </w:pPr>
-    </w:p>
-    <w:p>
-      <w:pPr>
-        <w:pStyle w:val="Prrafodelista"/>
-        <w:spacing w:line="259" w:lineRule="auto"/>
-        <w:rPr>
-          <w:rFonts w:ascii="Arial" w:hAnsi="Arial" w:cs="Arial"/>
-          <w:b/>
-          <w:bCs/>
-          <w:sz w:val="24"/>
-          <w:szCs w:val="24"/>
-        </w:rPr>
-      </w:pPr>
-    </w:p>
-    <w:p>
-      <w:pPr>
-        <w:pStyle w:val="Prrafodelista"/>
-        <w:spacing w:line="259" w:lineRule="auto"/>
-        <w:jc w:val="center"/>
-        <w:rPr>
-          <w:rFonts w:ascii="Arial" w:hAnsi="Arial" w:cs="Arial"/>
-          <w:b/>
-          <w:bCs/>
-          <w:sz w:val="24"/>
-          <w:szCs w:val="24"/>
-        </w:rPr>
-      </w:pPr>
-    </w:p>
-    <w:p>
-      <w:pPr>
-        <w:pStyle w:val="Prrafodelista"/>
-        <w:spacing w:line="259" w:lineRule="auto"/>
-        <w:jc w:val="center"/>
-        <w:rPr>
-          <w:rFonts w:ascii="Arial" w:hAnsi="Arial" w:cs="Arial"/>
-          <w:b/>
-          <w:bCs/>
-          <w:sz w:val="24"/>
-          <w:szCs w:val="24"/>
-        </w:rPr>
-      </w:pPr>
-    </w:p>
-    <w:p>
-      <w:pPr>
-        <w:pStyle w:val="Prrafodelista"/>
-        <w:spacing w:line="259" w:lineRule="auto"/>
-        <w:jc w:val="center"/>
-        <w:rPr>
-          <w:rFonts w:ascii="Arial" w:hAnsi="Arial" w:cs="Arial"/>
-          <w:b/>
-          <w:bCs/>
-          <w:sz w:val="24"/>
-          <w:szCs w:val="24"/>
-        </w:rPr>
-      </w:pPr>
-    </w:p>
-    <w:p>
-      <w:pPr>
-        <w:pStyle w:val="Prrafodelista"/>
-        <w:spacing w:line="259" w:lineRule="auto"/>
-        <w:jc w:val="center"/>
-        <w:rPr>
-          <w:rFonts w:ascii="Arial" w:hAnsi="Arial" w:cs="Arial"/>
-          <w:b/>
-          <w:bCs/>
-          <w:sz w:val="24"/>
-          <w:szCs w:val="24"/>
-        </w:rPr>
-      </w:pPr>
-    </w:p>
-    <w:p>
-      <w:pPr>
-        <w:pStyle w:val="Prrafodelista"/>
-        <w:spacing w:line="259" w:lineRule="auto"/>
-        <w:jc w:val="center"/>
-        <w:rPr>
-          <w:rFonts w:ascii="Arial" w:hAnsi="Arial" w:cs="Arial"/>
-          <w:b/>
-          <w:bCs/>
-          <w:sz w:val="24"/>
-          <w:szCs w:val="24"/>
-        </w:rPr>
-      </w:pPr>
-    </w:p>
-    <w:p>
-      <w:pPr>
-        <w:pStyle w:val="Prrafodelista"/>
-        <w:spacing w:line="259" w:lineRule="auto"/>
-        <w:rPr>
-          <w:rFonts w:ascii="Arial" w:hAnsi="Arial" w:cs="Arial"/>
-          <w:b/>
-          <w:bCs/>
-          <w:sz w:val="24"/>
-          <w:szCs w:val="24"/>
-        </w:rPr>
-      </w:pPr>
-    </w:p>
-    <w:p>
-      <w:pPr>
-        <w:pStyle w:val="Prrafodelista"/>
-        <w:numPr>
-          <w:ilvl w:val="0"/>
-          <w:numId w:val="32"/>
-        </w:numPr>
-        <w:spacing w:line="360" w:lineRule="auto"/>
+        <w:spacing w:after="160" w:line="256" w:lineRule="auto"/>
+        <w:ind w:left="1069"/>
         <w:jc w:val="both"/>
         <w:rPr>
           <w:rFonts w:ascii="Arial" w:eastAsia="Calibri" w:hAnsi="Arial" w:cs="Arial"/>
@@ -1010,15 +2014,307 @@
           <w:szCs w:val="24"/>
         </w:rPr>
       </w:pPr>
-      <w:r>
+    </w:p>
+    <w:p>
+      <w:pPr>
+        <w:spacing w:after="160" w:line="256" w:lineRule="auto"/>
+        <w:jc w:val="both"/>
+        <w:rPr>
+          <w:rFonts w:ascii="Arial" w:eastAsia="Calibri" w:hAnsi="Arial" w:cs="Arial"/>
+        </w:rPr>
+      </w:pPr>
+      <w:r>
+        <w:rPr>
+          <w:noProof/>
+        </w:rPr>
+        <w:drawing>
+          <wp:anchor distT="0" distB="0" distL="114300" distR="114300" simplePos="0" relativeHeight="251672576" behindDoc="0" locked="0" layoutInCell="1" allowOverlap="1" wp14:anchorId="000E9A78" wp14:editId="1EB0EEBD">
+            <wp:simplePos x="0" y="0"/>
+            <wp:positionH relativeFrom="margin">
+              <wp:posOffset>4991100</wp:posOffset>
+            </wp:positionH>
+            <wp:positionV relativeFrom="paragraph">
+              <wp:posOffset>75565</wp:posOffset>
+            </wp:positionV>
+            <wp:extent cx="2000250" cy="1882775"/>
+            <wp:effectExtent l="0" t="0" r="0" b="3175"/>
+            <wp:wrapSquare wrapText="bothSides"/>
+            <wp:docPr id="284343210" name="Imagen 7"/>
+            <wp:cNvGraphicFramePr>
+              <a:graphicFrameLocks xmlns:a="http://schemas.openxmlformats.org/drawingml/2006/main" noChangeAspect="1"/>
+            </wp:cNvGraphicFramePr>
+            <a:graphic xmlns:a="http://schemas.openxmlformats.org/drawingml/2006/main">
+              <a:graphicData uri="http://schemas.openxmlformats.org/drawingml/2006/picture">
+                <pic:pic xmlns:pic="http://schemas.openxmlformats.org/drawingml/2006/picture">
+                  <pic:nvPicPr>
+                    <pic:cNvPr id="284343210" name="Imagen 7"/>
+                    <pic:cNvPicPr>
+                      <a:picLocks noChangeAspect="1" noChangeArrowheads="1"/>
+                    </pic:cNvPicPr>
+                  </pic:nvPicPr>
+                  <pic:blipFill>
+                    <a:blip r:embed="rId9">
+                      <a:extLst>
+                        <a:ext uri="{28A0092B-C50C-407E-A947-70E740481C1C}">
+                          <a14:useLocalDpi xmlns:a14="http://schemas.microsoft.com/office/drawing/2010/main" val="0"/>
+                        </a:ext>
+                      </a:extLst>
+                    </a:blip>
+                    <a:srcRect l="44559" t="29703" r="37450" b="36349"/>
+                    <a:stretch>
+                      <a:fillRect/>
+                    </a:stretch>
+                  </pic:blipFill>
+                  <pic:spPr>
+                    <a:xfrm>
+                      <a:off x="0" y="0"/>
+                      <a:ext cx="2000250" cy="1882775"/>
+                    </a:xfrm>
+                    <a:prstGeom prst="rect">
+                      <a:avLst/>
+                    </a:prstGeom>
+                    <a:noFill/>
+                  </pic:spPr>
+                </pic:pic>
+              </a:graphicData>
+            </a:graphic>
+            <wp14:sizeRelH relativeFrom="margin">
+              <wp14:pctWidth>0</wp14:pctWidth>
+            </wp14:sizeRelH>
+            <wp14:sizeRelV relativeFrom="margin">
+              <wp14:pctHeight>0</wp14:pctHeight>
+            </wp14:sizeRelV>
+          </wp:anchor>
+        </w:drawing>
+      </w:r>
+      <w:r>
+        <w:rPr>
+          <w:rFonts w:ascii="Arial" w:eastAsia="Calibri" w:hAnsi="Arial" w:cs="Arial"/>
+        </w:rPr>
+        <w:t xml:space="preserve">Consiste en aplicar un voltaje DC durante un periodo de tiempo determinado (usualmente diez minutos) al aislamiento bajo ensayo, y medir la resistencia de aislamiento entre devanados y entre cada devanado y tierra. Esta prueba es muy sensible a la temperatura. Con variaciones de esta prueba, correlacionando valores diferentes a voltajes y tiempos diferentes, se han desarrollado índices tales como el de ABSORCIÓN DIELÉCTRICA y POLARIZACIÓN, que permite evaluar la presencia de excesiva humedad en un transformador o incluso avanzada degradación del aceite, (EN CASO QUE EL TRANSFORMADOR SEA EMBEBIDO EN ACEITE DIELECTRICO) que está comprometiendo a todo el aislamiento. </w:t>
+      </w:r>
+    </w:p>
+    <w:p>
+      <w:pPr>
+        <w:spacing w:after="160" w:line="256" w:lineRule="auto"/>
+        <w:jc w:val="both"/>
+        <w:rPr>
+          <w:rFonts w:ascii="Arial" w:eastAsia="Calibri" w:hAnsi="Arial" w:cs="Arial"/>
+        </w:rPr>
+      </w:pPr>
+      <w:r>
+        <w:rPr>
+          <w:rFonts w:ascii="Arial" w:eastAsia="Calibri" w:hAnsi="Arial" w:cs="Arial"/>
+        </w:rPr>
+        <w:t xml:space="preserve">Procedimiento: IEEE Std. C57.12.90-2006. </w:t>
+      </w:r>
+    </w:p>
+    <w:p>
+      <w:pPr>
+        <w:spacing w:after="160" w:line="256" w:lineRule="auto"/>
+        <w:jc w:val="both"/>
         <w:rPr>
           <w:rFonts w:ascii="Arial" w:eastAsia="Calibri" w:hAnsi="Arial" w:cs="Arial"/>
           <w:b/>
-          <w:sz w:val="24"/>
-          <w:szCs w:val="24"/>
-        </w:rPr>
-        <w:t xml:space="preserve">ENTREGABLES: </w:t>
-      </w:r>
+          <w:bCs/>
+        </w:rPr>
+      </w:pPr>
+      <w:r>
+        <w:rPr>
+          <w:rFonts w:ascii="Arial" w:eastAsia="Calibri" w:hAnsi="Arial" w:cs="Arial"/>
+        </w:rPr>
+        <w:t>Evaluación Resultados IEEE Std. 62-1995 / IEEE Std.</w:t>
+      </w:r>
+    </w:p>
+    <w:p>
+      <w:pPr>
+        <w:spacing w:after="160" w:line="256" w:lineRule="auto"/>
+        <w:jc w:val="center"/>
+        <w:rPr>
+          <w:rFonts w:ascii="Arial" w:eastAsia="Calibri" w:hAnsi="Arial" w:cs="Arial"/>
+          <w:b/>
+          <w:lang w:bidi="es-ES"/>
+        </w:rPr>
+      </w:pPr>
+      <w:r>
+        <w:rPr>
+          <w:rFonts w:ascii="Arial" w:eastAsia="Calibri" w:hAnsi="Arial" w:cs="Arial"/>
+          <w:noProof/>
+        </w:rPr>
+        <w:drawing>
+          <wp:anchor distT="0" distB="0" distL="114300" distR="114300" simplePos="0" relativeHeight="251675648" behindDoc="1" locked="0" layoutInCell="1" allowOverlap="1" wp14:anchorId="0EAED78E" wp14:editId="058253BF">
+            <wp:simplePos x="0" y="0"/>
+            <wp:positionH relativeFrom="margin">
+              <wp:posOffset>-121285</wp:posOffset>
+            </wp:positionH>
+            <wp:positionV relativeFrom="paragraph">
+              <wp:posOffset>207010</wp:posOffset>
+            </wp:positionV>
+            <wp:extent cx="1911985" cy="1973580"/>
+            <wp:effectExtent l="0" t="0" r="0" b="7620"/>
+            <wp:wrapTight wrapText="bothSides">
+              <wp:wrapPolygon edited="0">
+                <wp:start x="0" y="0"/>
+                <wp:lineTo x="0" y="21475"/>
+                <wp:lineTo x="21306" y="21475"/>
+                <wp:lineTo x="21306" y="0"/>
+                <wp:lineTo x="0" y="0"/>
+              </wp:wrapPolygon>
+            </wp:wrapTight>
+            <wp:docPr id="1819601820" name="Imagen 6"/>
+            <wp:cNvGraphicFramePr>
+              <a:graphicFrameLocks xmlns:a="http://schemas.openxmlformats.org/drawingml/2006/main" noChangeAspect="1"/>
+            </wp:cNvGraphicFramePr>
+            <a:graphic xmlns:a="http://schemas.openxmlformats.org/drawingml/2006/main">
+              <a:graphicData uri="http://schemas.openxmlformats.org/drawingml/2006/picture">
+                <pic:pic xmlns:pic="http://schemas.openxmlformats.org/drawingml/2006/picture">
+                  <pic:nvPicPr>
+                    <pic:cNvPr id="1819601820" name="Imagen 6"/>
+                    <pic:cNvPicPr>
+                      <a:picLocks noChangeAspect="1" noChangeArrowheads="1"/>
+                    </pic:cNvPicPr>
+                  </pic:nvPicPr>
+                  <pic:blipFill>
+                    <a:blip r:embed="rId8">
+                      <a:extLst>
+                        <a:ext uri="{28A0092B-C50C-407E-A947-70E740481C1C}">
+                          <a14:useLocalDpi xmlns:a14="http://schemas.microsoft.com/office/drawing/2010/main" val="0"/>
+                        </a:ext>
+                      </a:extLst>
+                    </a:blip>
+                    <a:srcRect/>
+                    <a:stretch>
+                      <a:fillRect/>
+                    </a:stretch>
+                  </pic:blipFill>
+                  <pic:spPr>
+                    <a:xfrm>
+                      <a:off x="0" y="0"/>
+                      <a:ext cx="1911985" cy="1973580"/>
+                    </a:xfrm>
+                    <a:prstGeom prst="rect">
+                      <a:avLst/>
+                    </a:prstGeom>
+                    <a:noFill/>
+                  </pic:spPr>
+                </pic:pic>
+              </a:graphicData>
+            </a:graphic>
+          </wp:anchor>
+        </w:drawing>
+      </w:r>
+      <w:r>
+        <w:rPr>
+          <w:rFonts w:ascii="Arial" w:eastAsia="Calibri" w:hAnsi="Arial" w:cs="Arial"/>
+          <w:b/>
+          <w:lang w:bidi="es-ES"/>
+        </w:rPr>
+        <w:t>RESISTENCIA DE DEVANADOS.</w:t>
+      </w:r>
+    </w:p>
+    <w:p>
+      <w:pPr>
+        <w:spacing w:after="160" w:line="256" w:lineRule="auto"/>
+        <w:jc w:val="both"/>
+        <w:rPr>
+          <w:rFonts w:ascii="Arial" w:eastAsia="Calibri" w:hAnsi="Arial" w:cs="Arial"/>
+          <w:lang w:bidi="es-ES"/>
+        </w:rPr>
+      </w:pPr>
+      <w:r>
+        <w:rPr>
+          <w:rFonts w:ascii="Arial" w:eastAsia="Calibri" w:hAnsi="Arial" w:cs="Arial"/>
+          <w:lang w:bidi="es-ES"/>
+        </w:rPr>
+        <w:t>Esta prueba verifica que las conexiones son correctas y la medición de la resistencia indica que no hay desajuste grave.</w:t>
+      </w:r>
+    </w:p>
+    <w:p>
+      <w:pPr>
+        <w:spacing w:after="160" w:line="256" w:lineRule="auto"/>
+        <w:jc w:val="both"/>
+        <w:rPr>
+          <w:rFonts w:ascii="Arial" w:eastAsia="Calibri" w:hAnsi="Arial" w:cs="Arial"/>
+          <w:lang w:bidi="es-ES"/>
+        </w:rPr>
+      </w:pPr>
+      <w:r>
+        <w:rPr>
+          <w:rFonts w:ascii="Arial" w:eastAsia="Calibri" w:hAnsi="Arial" w:cs="Arial"/>
+          <w:lang w:bidi="es-ES"/>
+        </w:rPr>
+        <w:t>Muchos transformadores tienen cambiador de tap´s incorporado. Estos cambiadores facilitan el incremento o la reducción de la relación de transformación en fracciones de porcentaje. Todos los cambios de relación suponen un movimiento mecánico de un contacto de una posición a otra. Estos cambios en el cambiador de tap´s también se comprueban durante las Medidas de Resistencia de Bobinado.</w:t>
+      </w:r>
+    </w:p>
+    <w:p>
+      <w:pPr>
+        <w:pStyle w:val="Prrafodelista"/>
+        <w:spacing w:line="360" w:lineRule="auto"/>
+        <w:ind w:left="1069"/>
+        <w:jc w:val="both"/>
+        <w:rPr>
+          <w:rFonts w:ascii="Arial" w:eastAsia="Calibri" w:hAnsi="Arial" w:cs="Arial"/>
+          <w:b/>
+          <w:sz w:val="28"/>
+          <w:szCs w:val="28"/>
+        </w:rPr>
+      </w:pPr>
+    </w:p>
+    <w:p>
+      <w:pPr>
+        <w:pStyle w:val="Prrafodelista"/>
+        <w:spacing w:line="360" w:lineRule="auto"/>
+        <w:ind w:left="1069"/>
+        <w:jc w:val="both"/>
+        <w:rPr>
+          <w:rFonts w:ascii="Arial" w:eastAsia="Calibri" w:hAnsi="Arial" w:cs="Arial"/>
+          <w:b/>
+          <w:sz w:val="28"/>
+          <w:szCs w:val="28"/>
+        </w:rPr>
+      </w:pPr>
+    </w:p>
+    <w:p>
+      <w:pPr>
+        <w:pStyle w:val="Prrafodelista"/>
+        <w:spacing w:line="360" w:lineRule="auto"/>
+        <w:ind w:left="1069"/>
+        <w:jc w:val="both"/>
+        <w:rPr>
+          <w:rFonts w:ascii="Arial" w:eastAsia="Calibri" w:hAnsi="Arial" w:cs="Arial"/>
+          <w:b/>
+          <w:sz w:val="28"/>
+          <w:szCs w:val="28"/>
+        </w:rPr>
+      </w:pPr>
+    </w:p>
+    <w:p>
+      <w:pPr>
+        <w:pStyle w:val="Prrafodelista"/>
+        <w:spacing w:line="360" w:lineRule="auto"/>
+        <w:ind w:left="1069"/>
+        <w:jc w:val="both"/>
+        <w:rPr>
+          <w:rFonts w:ascii="Arial" w:eastAsia="Calibri" w:hAnsi="Arial" w:cs="Arial"/>
+          <w:b/>
+          <w:sz w:val="28"/>
+          <w:szCs w:val="28"/>
+        </w:rPr>
+      </w:pPr>
+    </w:p>
+    <w:p>
+      <w:pPr>
+        <w:pStyle w:val="Prrafodelista"/>
+        <w:spacing w:line="360" w:lineRule="auto"/>
+        <w:ind w:left="1069"/>
+        <w:jc w:val="both"/>
+        <w:rPr>
+          <w:rFonts w:ascii="Arial" w:eastAsia="Calibri" w:hAnsi="Arial" w:cs="Arial"/>
+          <w:b/>
+          <w:sz w:val="28"/>
+          <w:szCs w:val="28"/>
+        </w:rPr>
+      </w:pPr>
     </w:p>
     <w:p>
       <w:pPr>
@@ -1032,25 +2328,18 @@
         <w:rPr>
           <w:rFonts w:ascii="Arial" w:eastAsia="Calibri" w:hAnsi="Arial" w:cs="Arial"/>
           <w:b/>
-          <w:sz w:val="32"/>
-          <w:szCs w:val="32"/>
+          <w:sz w:val="28"/>
+          <w:szCs w:val="28"/>
         </w:rPr>
       </w:pPr>
       <w:r>
         <w:rPr>
           <w:rFonts w:ascii="Arial" w:eastAsia="Calibri" w:hAnsi="Arial" w:cs="Arial"/>
-          <w:sz w:val="24"/>
-          <w:szCs w:val="24"/>
-        </w:rPr>
-        <w:t xml:space="preserve">Resultados de las Pruebas </w:t>
-      </w:r>
-      <w:r>
-        <w:rPr>
-          <w:rFonts w:ascii="Arial" w:eastAsia="Calibri" w:hAnsi="Arial" w:cs="Arial"/>
-          <w:sz w:val="24"/>
-          <w:szCs w:val="24"/>
-        </w:rPr>
-        <w:t>VLF</w:t>
+          <w:b/>
+          <w:sz w:val="28"/>
+          <w:szCs w:val="28"/>
+        </w:rPr>
+        <w:t>Corrección de la fuga de aceite:</w:t>
       </w:r>
     </w:p>
     <w:p>
@@ -1058,24 +2347,228 @@
         <w:pStyle w:val="Prrafodelista"/>
         <w:numPr>
           <w:ilvl w:val="0"/>
-          <w:numId w:val="33"/>
+          <w:numId w:val="40"/>
         </w:numPr>
         <w:spacing w:line="360" w:lineRule="auto"/>
         <w:jc w:val="both"/>
         <w:rPr>
           <w:rFonts w:ascii="Arial" w:eastAsia="Calibri" w:hAnsi="Arial" w:cs="Arial"/>
           <w:b/>
-          <w:sz w:val="32"/>
-          <w:szCs w:val="32"/>
-        </w:rPr>
-      </w:pPr>
-      <w:r>
-        <w:rPr>
-          <w:rFonts w:ascii="Arial" w:eastAsia="Calibri" w:hAnsi="Arial" w:cs="Arial"/>
           <w:sz w:val="24"/>
           <w:szCs w:val="24"/>
         </w:rPr>
-        <w:t>Certificado de calibración.</w:t>
+      </w:pPr>
+      <w:r>
+        <w:rPr>
+          <w:rFonts w:ascii="Arial" w:hAnsi="Arial" w:cs="Arial"/>
+          <w:sz w:val="24"/>
+          <w:szCs w:val="24"/>
+        </w:rPr>
+        <w:t>Retiro de empaquetadura deteriorada.</w:t>
+      </w:r>
+    </w:p>
+    <w:p>
+      <w:pPr>
+        <w:pStyle w:val="Prrafodelista"/>
+        <w:numPr>
+          <w:ilvl w:val="0"/>
+          <w:numId w:val="40"/>
+        </w:numPr>
+        <w:spacing w:line="360" w:lineRule="auto"/>
+        <w:jc w:val="both"/>
+        <w:rPr>
+          <w:rFonts w:ascii="Arial" w:eastAsia="Times New Roman" w:hAnsi="Arial" w:cs="Arial"/>
+          <w:sz w:val="24"/>
+          <w:szCs w:val="24"/>
+          <w:lang w:eastAsia="es-CO"/>
+        </w:rPr>
+      </w:pPr>
+      <w:r>
+        <w:rPr>
+          <w:rFonts w:ascii="Arial" w:hAnsi="Arial" w:cs="Arial"/>
+          <w:sz w:val="24"/>
+          <w:szCs w:val="24"/>
+        </w:rPr>
+        <w:t>Limpieza de superficies de contacto.</w:t>
+      </w:r>
+      <w:r>
+        <w:rPr>
+          <w:rFonts w:ascii="Arial" w:hAnsi="Arial" w:cs="Arial"/>
+          <w:sz w:val="24"/>
+          <w:szCs w:val="24"/>
+        </w:rPr>
+        <w:t xml:space="preserve"> </w:t>
+      </w:r>
+    </w:p>
+    <w:p>
+      <w:pPr>
+        <w:pStyle w:val="Prrafodelista"/>
+        <w:numPr>
+          <w:ilvl w:val="0"/>
+          <w:numId w:val="40"/>
+        </w:numPr>
+        <w:spacing w:line="360" w:lineRule="auto"/>
+        <w:jc w:val="both"/>
+        <w:rPr>
+          <w:rFonts w:ascii="Arial" w:eastAsia="Times New Roman" w:hAnsi="Arial" w:cs="Arial"/>
+          <w:sz w:val="24"/>
+          <w:szCs w:val="24"/>
+          <w:lang w:eastAsia="es-CO"/>
+        </w:rPr>
+      </w:pPr>
+      <w:r>
+        <w:rPr>
+          <w:rFonts w:ascii="Arial" w:eastAsia="Times New Roman" w:hAnsi="Arial" w:cs="Arial"/>
+          <w:sz w:val="24"/>
+          <w:szCs w:val="24"/>
+          <w:lang w:eastAsia="es-CO"/>
+        </w:rPr>
+        <w:t xml:space="preserve">Suministro e </w:t>
+      </w:r>
+      <w:r>
+        <w:rPr>
+          <w:rFonts w:ascii="Arial" w:eastAsia="Times New Roman" w:hAnsi="Arial" w:cs="Arial"/>
+          <w:sz w:val="24"/>
+          <w:szCs w:val="24"/>
+          <w:lang w:eastAsia="es-CO"/>
+        </w:rPr>
+        <w:t xml:space="preserve">Instalación de nueva empaquetadura. </w:t>
+      </w:r>
+    </w:p>
+    <w:p>
+      <w:pPr>
+        <w:pStyle w:val="Prrafodelista"/>
+        <w:numPr>
+          <w:ilvl w:val="0"/>
+          <w:numId w:val="40"/>
+        </w:numPr>
+        <w:spacing w:line="360" w:lineRule="auto"/>
+        <w:jc w:val="both"/>
+        <w:rPr>
+          <w:rFonts w:ascii="Arial" w:eastAsia="Calibri" w:hAnsi="Arial" w:cs="Arial"/>
+          <w:b/>
+          <w:sz w:val="24"/>
+          <w:szCs w:val="24"/>
+        </w:rPr>
+      </w:pPr>
+      <w:r>
+        <w:rPr>
+          <w:rFonts w:ascii="Arial" w:hAnsi="Arial" w:cs="Arial"/>
+          <w:sz w:val="24"/>
+          <w:szCs w:val="24"/>
+        </w:rPr>
+        <w:t xml:space="preserve">Suministro </w:t>
+      </w:r>
+      <w:r>
+        <w:rPr>
+          <w:rFonts w:ascii="Arial" w:hAnsi="Arial" w:cs="Arial"/>
+          <w:sz w:val="24"/>
+          <w:szCs w:val="24"/>
+        </w:rPr>
+        <w:t xml:space="preserve">e Instalación </w:t>
+      </w:r>
+      <w:r>
+        <w:rPr>
+          <w:rFonts w:ascii="Arial" w:hAnsi="Arial" w:cs="Arial"/>
+          <w:sz w:val="24"/>
+          <w:szCs w:val="24"/>
+        </w:rPr>
+        <w:t xml:space="preserve">de </w:t>
+      </w:r>
+      <w:r>
+        <w:rPr>
+          <w:rStyle w:val="Textoennegrita"/>
+          <w:rFonts w:ascii="Arial" w:hAnsi="Arial" w:cs="Arial"/>
+          <w:sz w:val="24"/>
+          <w:szCs w:val="24"/>
+        </w:rPr>
+        <w:t>1 galón de aceite dieléctrico</w:t>
+      </w:r>
+      <w:r>
+        <w:rPr>
+          <w:rFonts w:ascii="Arial" w:hAnsi="Arial" w:cs="Arial"/>
+          <w:sz w:val="24"/>
+          <w:szCs w:val="24"/>
+        </w:rPr>
+        <w:t>.</w:t>
+      </w:r>
+    </w:p>
+    <w:p>
+      <w:pPr>
+        <w:pStyle w:val="Prrafodelista"/>
+        <w:numPr>
+          <w:ilvl w:val="0"/>
+          <w:numId w:val="40"/>
+        </w:numPr>
+        <w:spacing w:line="360" w:lineRule="auto"/>
+        <w:jc w:val="both"/>
+        <w:rPr>
+          <w:rFonts w:ascii="Arial" w:eastAsia="Calibri" w:hAnsi="Arial" w:cs="Arial"/>
+          <w:b/>
+          <w:sz w:val="24"/>
+          <w:szCs w:val="24"/>
+        </w:rPr>
+      </w:pPr>
+      <w:r>
+        <w:rPr>
+          <w:rFonts w:ascii="Arial" w:hAnsi="Arial" w:cs="Arial"/>
+          <w:sz w:val="24"/>
+          <w:szCs w:val="24"/>
+        </w:rPr>
+        <w:t>Adición controlada del aceite hasta nivel óptimo.</w:t>
+      </w:r>
+    </w:p>
+    <w:p>
+      <w:pPr>
+        <w:pStyle w:val="Prrafodelista"/>
+        <w:numPr>
+          <w:ilvl w:val="0"/>
+          <w:numId w:val="40"/>
+        </w:numPr>
+        <w:spacing w:line="360" w:lineRule="auto"/>
+        <w:jc w:val="both"/>
+        <w:rPr>
+          <w:rFonts w:ascii="Arial" w:eastAsia="Calibri" w:hAnsi="Arial" w:cs="Arial"/>
+          <w:b/>
+          <w:sz w:val="24"/>
+          <w:szCs w:val="24"/>
+        </w:rPr>
+      </w:pPr>
+      <w:r>
+        <w:rPr>
+          <w:rFonts w:ascii="Arial" w:hAnsi="Arial" w:cs="Arial"/>
+          <w:sz w:val="24"/>
+          <w:szCs w:val="24"/>
+        </w:rPr>
+        <w:t>Comprobación de nivel de aceite final.</w:t>
+      </w:r>
+    </w:p>
+    <w:p>
+      <w:pPr>
+        <w:pStyle w:val="Prrafodelista"/>
+        <w:numPr>
+          <w:ilvl w:val="0"/>
+          <w:numId w:val="40"/>
+        </w:numPr>
+        <w:spacing w:line="360" w:lineRule="auto"/>
+        <w:jc w:val="both"/>
+        <w:rPr>
+          <w:rFonts w:ascii="Arial" w:eastAsia="Calibri" w:hAnsi="Arial" w:cs="Arial"/>
+          <w:b/>
+          <w:sz w:val="28"/>
+          <w:szCs w:val="28"/>
+        </w:rPr>
+      </w:pPr>
+      <w:r>
+        <w:rPr>
+          <w:rFonts w:ascii="Arial" w:hAnsi="Arial" w:cs="Arial"/>
+          <w:sz w:val="24"/>
+          <w:szCs w:val="24"/>
+        </w:rPr>
+        <w:t>Entrega del equipo en condiciones operativas</w:t>
+      </w:r>
+      <w:r>
+        <w:t>.</w:t>
       </w:r>
     </w:p>
     <w:p>
@@ -1192,7 +2685,27 @@
                 <w:color w:val="FFFFFF"/>
                 <w:lang w:val="es-ES" w:eastAsia="es-CO"/>
               </w:rPr>
-              <w:t xml:space="preserve">TIEMPO DE ENTREGA </w:t>
+              <w:t>TIEMPO DE ENTREGA</w:t>
+            </w:r>
+            <w:r>
+              <w:rPr>
+                <w:rFonts w:ascii="Arial" w:eastAsia="Times New Roman" w:hAnsi="Arial" w:cs="Arial"/>
+                <w:b/>
+                <w:bCs/>
+                <w:color w:val="FFFFFF"/>
+                <w:lang w:val="es-ES" w:eastAsia="es-CO"/>
+              </w:rPr>
+              <w:t xml:space="preserve"> INFORMES</w:t>
+            </w:r>
+            <w:r>
+              <w:rPr>
+                <w:rFonts w:ascii="Arial" w:eastAsia="Times New Roman" w:hAnsi="Arial" w:cs="Arial"/>
+                <w:b/>
+                <w:bCs/>
+                <w:color w:val="FFFFFF"/>
+                <w:lang w:val="es-ES" w:eastAsia="es-CO"/>
+              </w:rPr>
+              <w:t xml:space="preserve"> </w:t>
             </w:r>
           </w:p>
         </w:tc>
@@ -1409,15 +2922,7 @@
                 <w:color w:val="000000"/>
                 <w:lang w:eastAsia="es-CO"/>
               </w:rPr>
-              <w:t>Sabanet</w:t>
-            </w:r>
-            <w:r>
-              <w:rPr>
-                <w:rFonts w:ascii="Arial" w:eastAsia="Times New Roman" w:hAnsi="Arial" w:cs="Arial"/>
-                <w:color w:val="000000"/>
-                <w:lang w:eastAsia="es-CO"/>
-              </w:rPr>
-              <w:t>a</w:t>
+              <w:t>Medellín</w:t>
             </w:r>
             <w:r>
               <w:rPr>
@@ -1505,7 +3010,7 @@
                 <w:color w:val="000000"/>
                 <w:lang w:eastAsia="es-CO"/>
               </w:rPr>
-              <w:t>06</w:t>
+              <w:t>08</w:t>
             </w:r>
             <w:r>
               <w:rPr>
@@ -1573,16 +3078,16 @@
         <w:tblLook w:val="04A0" w:firstRow="1" w:lastRow="0" w:firstColumn="1" w:lastColumn="0" w:noHBand="0" w:noVBand="1"/>
       </w:tblPr>
       <w:tblGrid>
-        <w:gridCol w:w="8926"/>
-        <w:gridCol w:w="1842"/>
+        <w:gridCol w:w="8784"/>
+        <w:gridCol w:w="1984"/>
       </w:tblGrid>
       <w:tr>
         <w:trPr>
-          <w:trHeight w:val="438"/>
+          <w:trHeight w:val="188"/>
         </w:trPr>
         <w:tc>
           <w:tcPr>
-            <w:tcW w:w="8926" w:type="dxa"/>
+            <w:tcW w:w="8784" w:type="dxa"/>
             <w:tcBorders>
               <w:top w:val="single" w:sz="4" w:space="0" w:color="auto"/>
               <w:left w:val="single" w:sz="4" w:space="0" w:color="auto"/>
@@ -1619,7 +3124,7 @@
         </w:tc>
         <w:tc>
           <w:tcPr>
-            <w:tcW w:w="1842" w:type="dxa"/>
+            <w:tcW w:w="1984" w:type="dxa"/>
             <w:tcBorders>
               <w:top w:val="single" w:sz="4" w:space="0" w:color="auto"/>
               <w:left w:val="nil"/>
@@ -1660,7 +3165,7 @@
         </w:trPr>
         <w:tc>
           <w:tcPr>
-            <w:tcW w:w="8926" w:type="dxa"/>
+            <w:tcW w:w="8784" w:type="dxa"/>
             <w:tcBorders>
               <w:top w:val="nil"/>
               <w:left w:val="single" w:sz="4" w:space="0" w:color="auto"/>
@@ -1669,10 +3174,10 @@
             </w:tcBorders>
             <w:shd w:val="clear" w:color="auto" w:fill="auto"/>
             <w:vAlign w:val="center"/>
-            <w:hideMark/>
           </w:tcPr>
           <w:p>
             <w:pPr>
+              <w:shd w:val="clear" w:color="auto" w:fill="FFFFFF"/>
               <w:jc w:val="both"/>
               <w:rPr>
                 <w:rFonts w:ascii="Arial" w:eastAsia="Times New Roman" w:hAnsi="Arial" w:cs="Arial"/>
@@ -1685,86 +3190,13 @@
                 <w:rFonts w:ascii="Arial" w:eastAsia="Times New Roman" w:hAnsi="Arial" w:cs="Arial"/>
                 <w:lang w:eastAsia="es-CO"/>
               </w:rPr>
-              <w:t>Pruebas VLF A Cable XLPE A 1 Tramo – Fin de semana</w:t>
+              <w:t>Corrección De Fuga De Aceite En Baja Tensión En La Ciudad De Medellín.</w:t>
             </w:r>
           </w:p>
         </w:tc>
         <w:tc>
           <w:tcPr>
-            <w:tcW w:w="1842" w:type="dxa"/>
-            <w:tcBorders>
-              <w:top w:val="nil"/>
-              <w:left w:val="nil"/>
-              <w:bottom w:val="single" w:sz="4" w:space="0" w:color="auto"/>
-              <w:right w:val="single" w:sz="4" w:space="0" w:color="auto"/>
-            </w:tcBorders>
-            <w:shd w:val="clear" w:color="auto" w:fill="auto"/>
-            <w:vAlign w:val="center"/>
-            <w:hideMark/>
-          </w:tcPr>
-          <w:p>
-            <w:pPr>
-              <w:jc w:val="center"/>
-              <w:rPr>
-                <w:rFonts w:ascii="Arial" w:eastAsia="Times New Roman" w:hAnsi="Arial" w:cs="Arial"/>
-                <w:color w:val="000000"/>
-                <w:lang w:val="es-CO" w:eastAsia="es-CO"/>
-              </w:rPr>
-            </w:pPr>
-            <w:r>
-              <w:rPr>
-                <w:rFonts w:ascii="Arial" w:eastAsia="Times New Roman" w:hAnsi="Arial" w:cs="Arial"/>
-                <w:color w:val="000000"/>
-                <w:lang w:val="es-CO" w:eastAsia="es-CO"/>
-              </w:rPr>
-              <w:t>$ 1.450.000</w:t>
-            </w:r>
-          </w:p>
-        </w:tc>
-      </w:tr>
-      <w:tr>
-        <w:trPr>
-          <w:trHeight w:val="300"/>
-        </w:trPr>
-        <w:tc>
-          <w:tcPr>
-            <w:tcW w:w="8926" w:type="dxa"/>
-            <w:tcBorders>
-              <w:top w:val="nil"/>
-              <w:left w:val="single" w:sz="4" w:space="0" w:color="auto"/>
-              <w:bottom w:val="single" w:sz="4" w:space="0" w:color="auto"/>
-              <w:right w:val="single" w:sz="4" w:space="0" w:color="auto"/>
-            </w:tcBorders>
-            <w:shd w:val="clear" w:color="auto" w:fill="auto"/>
-            <w:vAlign w:val="center"/>
-          </w:tcPr>
-          <w:p>
-            <w:pPr>
-              <w:jc w:val="both"/>
-              <w:rPr>
-                <w:rFonts w:ascii="Arial" w:eastAsia="Times New Roman" w:hAnsi="Arial" w:cs="Arial"/>
-                <w:lang w:eastAsia="es-CO"/>
-              </w:rPr>
-            </w:pPr>
-            <w:r>
-              <w:rPr>
-                <w:rFonts w:ascii="Arial" w:eastAsia="Times New Roman" w:hAnsi="Arial" w:cs="Arial"/>
-                <w:lang w:eastAsia="es-CO"/>
-              </w:rPr>
-              <w:t xml:space="preserve">Pruebas VLF A Cable XLPE A 1 Tramo – </w:t>
-            </w:r>
-            <w:r>
-              <w:rPr>
-                <w:rFonts w:ascii="Arial" w:eastAsia="Times New Roman" w:hAnsi="Arial" w:cs="Arial"/>
-                <w:lang w:eastAsia="es-CO"/>
-              </w:rPr>
-              <w:t>En semana</w:t>
-            </w:r>
-          </w:p>
-        </w:tc>
-        <w:tc>
-          <w:tcPr>
-            <w:tcW w:w="1842" w:type="dxa"/>
+            <w:tcW w:w="1984" w:type="dxa"/>
             <w:tcBorders>
               <w:top w:val="nil"/>
               <w:left w:val="nil"/>
@@ -1789,83 +3221,7 @@
                 <w:color w:val="000000"/>
                 <w:lang w:val="es-CO" w:eastAsia="es-CO"/>
               </w:rPr>
-              <w:t>$ 1.100.000</w:t>
-            </w:r>
-          </w:p>
-        </w:tc>
-      </w:tr>
-      <w:tr>
-        <w:trPr>
-          <w:trHeight w:val="300"/>
-        </w:trPr>
-        <w:tc>
-          <w:tcPr>
-            <w:tcW w:w="8926" w:type="dxa"/>
-            <w:tcBorders>
-              <w:top w:val="nil"/>
-              <w:left w:val="single" w:sz="4" w:space="0" w:color="auto"/>
-              <w:bottom w:val="single" w:sz="4" w:space="0" w:color="auto"/>
-              <w:right w:val="single" w:sz="4" w:space="0" w:color="auto"/>
-            </w:tcBorders>
-            <w:shd w:val="clear" w:color="auto" w:fill="auto"/>
-            <w:vAlign w:val="center"/>
-            <w:hideMark/>
-          </w:tcPr>
-          <w:p>
-            <w:pPr>
-              <w:jc w:val="both"/>
-              <w:rPr>
-                <w:rFonts w:ascii="Arial" w:eastAsia="Times New Roman" w:hAnsi="Arial" w:cs="Arial"/>
-                <w:color w:val="000000"/>
-                <w:lang w:val="es-CO" w:eastAsia="es-CO"/>
-              </w:rPr>
-            </w:pPr>
-            <w:r>
-              <w:rPr>
-                <w:rFonts w:ascii="Arial" w:eastAsia="Times New Roman" w:hAnsi="Arial" w:cs="Arial"/>
-                <w:color w:val="000000"/>
-                <w:lang w:eastAsia="es-CO"/>
-              </w:rPr>
-              <w:t> </w:t>
-            </w:r>
-            <w:r>
-              <w:rPr>
-                <w:rFonts w:ascii="Arial" w:eastAsia="Times New Roman" w:hAnsi="Arial" w:cs="Arial"/>
-                <w:lang w:eastAsia="es-CO"/>
-              </w:rPr>
-              <w:t>Instalación De 6 Conos Premoldeados Tipo Interior</w:t>
-            </w:r>
-          </w:p>
-        </w:tc>
-        <w:tc>
-          <w:tcPr>
-            <w:tcW w:w="1842" w:type="dxa"/>
-            <w:tcBorders>
-              <w:top w:val="nil"/>
-              <w:left w:val="nil"/>
-              <w:bottom w:val="single" w:sz="4" w:space="0" w:color="auto"/>
-              <w:right w:val="single" w:sz="4" w:space="0" w:color="auto"/>
-            </w:tcBorders>
-            <w:shd w:val="clear" w:color="auto" w:fill="auto"/>
-            <w:vAlign w:val="center"/>
-            <w:hideMark/>
-          </w:tcPr>
-          <w:p>
-            <w:pPr>
-              <w:jc w:val="center"/>
-              <w:rPr>
-                <w:rFonts w:ascii="Arial" w:eastAsia="Times New Roman" w:hAnsi="Arial" w:cs="Arial"/>
-                <w:color w:val="000000"/>
-                <w:lang w:val="es-CO" w:eastAsia="es-CO"/>
-              </w:rPr>
-            </w:pPr>
-            <w:r>
-              <w:rPr>
-                <w:rFonts w:ascii="Arial" w:eastAsia="Times New Roman" w:hAnsi="Arial" w:cs="Arial"/>
-                <w:color w:val="000000"/>
-                <w:lang w:val="es-CO" w:eastAsia="es-CO"/>
-              </w:rPr>
-              <w:t>$ 1.300.000</w:t>
+              <w:t>1.700.000</w:t>
             </w:r>
           </w:p>
         </w:tc>
@@ -1901,49 +3257,86 @@
     </w:p>
     <w:p>
       <w:pPr>
-        <w:pStyle w:val="Prrafodelista"/>
+        <w:pStyle w:val="Ttulo3"/>
+        <w:rPr>
+          <w:rFonts w:ascii="Arial" w:hAnsi="Arial" w:cs="Arial"/>
+          <w:b/>
+          <w:bCs/>
+          <w:color w:val="FF0000"/>
+        </w:rPr>
+      </w:pPr>
+      <w:r>
+        <w:rPr>
+          <w:rStyle w:val="Textoennegrita"/>
+          <w:rFonts w:ascii="Arial" w:hAnsi="Arial" w:cs="Arial"/>
+          <w:color w:val="FF0000"/>
+        </w:rPr>
+        <w:t>NOTAS IMPORTANTES</w:t>
+      </w:r>
+    </w:p>
+    <w:p>
+      <w:pPr>
         <w:numPr>
           <w:ilvl w:val="0"/>
-          <w:numId w:val="32"/>
+          <w:numId w:val="41"/>
         </w:numPr>
-        <w:jc w:val="both"/>
+        <w:spacing w:before="100" w:beforeAutospacing="1" w:after="100" w:afterAutospacing="1"/>
         <w:rPr>
           <w:rFonts w:ascii="Arial" w:hAnsi="Arial" w:cs="Arial"/>
           <w:b/>
+          <w:bCs/>
           <w:color w:val="FF0000"/>
-          <w:sz w:val="24"/>
-          <w:szCs w:val="24"/>
         </w:rPr>
       </w:pPr>
       <w:r>
         <w:rPr>
           <w:rFonts w:ascii="Arial" w:hAnsi="Arial" w:cs="Arial"/>
           <w:b/>
+          <w:bCs/>
           <w:color w:val="FF0000"/>
-          <w:sz w:val="24"/>
-          <w:szCs w:val="24"/>
-        </w:rPr>
-        <w:t xml:space="preserve">NOTAS IMPORTANTES: </w:t>
+        </w:rPr>
+        <w:t xml:space="preserve">El precio aquí descrito en la presente oferta aplica para la ejecución de las actividades en días hábiles o fines de semana, en </w:t>
+      </w:r>
+      <w:r>
+        <w:rPr>
+          <w:rStyle w:val="Textoennegrita"/>
+          <w:rFonts w:ascii="Arial" w:hAnsi="Arial" w:cs="Arial"/>
+          <w:color w:val="FF0000"/>
+        </w:rPr>
+        <w:t>horario diurno</w:t>
+      </w:r>
+      <w:r>
+        <w:rPr>
+          <w:rFonts w:ascii="Arial" w:hAnsi="Arial" w:cs="Arial"/>
+          <w:b/>
+          <w:bCs/>
+          <w:color w:val="FF0000"/>
+        </w:rPr>
+        <w:t xml:space="preserve">. </w:t>
       </w:r>
     </w:p>
     <w:p>
       <w:pPr>
-        <w:pStyle w:val="NormalWeb"/>
         <w:numPr>
           <w:ilvl w:val="0"/>
-          <w:numId w:val="39"/>
+          <w:numId w:val="41"/>
         </w:numPr>
-        <w:rPr>
-          <w:rFonts w:ascii="Arial" w:hAnsi="Arial" w:cs="Arial"/>
+        <w:spacing w:before="100" w:beforeAutospacing="1" w:after="100" w:afterAutospacing="1"/>
+        <w:rPr>
+          <w:rFonts w:ascii="Arial" w:hAnsi="Arial" w:cs="Arial"/>
+          <w:b/>
+          <w:bCs/>
           <w:color w:val="FF0000"/>
         </w:rPr>
       </w:pPr>
       <w:r>
         <w:rPr>
           <w:rFonts w:ascii="Arial" w:hAnsi="Arial" w:cs="Arial"/>
+          <w:b/>
+          <w:bCs/>
           <w:color w:val="FF0000"/>
         </w:rPr>
-        <w:t xml:space="preserve">Es necesario disponer de una fuente de alimentación eléctrica de </w:t>
+        <w:t xml:space="preserve">El cliente se compromete a entregar el transformador </w:t>
       </w:r>
       <w:r>
         <w:rPr>
@@ -1951,328 +3344,17 @@
           <w:rFonts w:ascii="Arial" w:hAnsi="Arial" w:cs="Arial"/>
           <w:color w:val="FF0000"/>
         </w:rPr>
-        <w:t>110 V</w:t>
-      </w:r>
-      <w:r>
-        <w:rPr>
-          <w:rFonts w:ascii="Arial" w:hAnsi="Arial" w:cs="Arial"/>
+        <w:t>a nivel de piso</w:t>
+      </w:r>
+      <w:r>
+        <w:rPr>
+          <w:rFonts w:ascii="Arial" w:hAnsi="Arial" w:cs="Arial"/>
+          <w:b/>
+          <w:bCs/>
           <w:color w:val="FF0000"/>
         </w:rPr>
-        <w:t xml:space="preserve"> en el sitio de ejecución.</w:t>
-      </w:r>
-    </w:p>
-    <w:p>
-      <w:pPr>
-        <w:pStyle w:val="NormalWeb"/>
-        <w:numPr>
-          <w:ilvl w:val="0"/>
-          <w:numId w:val="39"/>
-        </w:numPr>
-        <w:rPr>
-          <w:rFonts w:ascii="Arial" w:hAnsi="Arial" w:cs="Arial"/>
-          <w:color w:val="FF0000"/>
-        </w:rPr>
-      </w:pPr>
-      <w:r>
-        <w:rPr>
-          <w:rFonts w:ascii="Arial" w:hAnsi="Arial" w:cs="Arial"/>
-          <w:color w:val="FF0000"/>
-        </w:rPr>
-        <w:t xml:space="preserve">El cliente deberá garantizar que la </w:t>
-      </w:r>
-      <w:r>
-        <w:rPr>
-          <w:rStyle w:val="Textoennegrita"/>
-          <w:rFonts w:ascii="Arial" w:hAnsi="Arial" w:cs="Arial"/>
-          <w:color w:val="FF0000"/>
-        </w:rPr>
-        <w:t>acometida se encuentre previamente desconectada</w:t>
-      </w:r>
-      <w:r>
-        <w:rPr>
-          <w:rFonts w:ascii="Arial" w:hAnsi="Arial" w:cs="Arial"/>
-          <w:color w:val="FF0000"/>
-        </w:rPr>
-        <w:t xml:space="preserve"> antes de iniciar las pruebas.</w:t>
-      </w:r>
-    </w:p>
-    <w:p>
-      <w:pPr>
-        <w:pStyle w:val="NormalWeb"/>
-        <w:numPr>
-          <w:ilvl w:val="0"/>
-          <w:numId w:val="39"/>
-        </w:numPr>
-        <w:rPr>
-          <w:rFonts w:ascii="Arial" w:hAnsi="Arial" w:cs="Arial"/>
-          <w:color w:val="FF0000"/>
-        </w:rPr>
-      </w:pPr>
-      <w:r>
-        <w:rPr>
-          <w:rFonts w:ascii="Arial" w:hAnsi="Arial" w:cs="Arial"/>
-          <w:color w:val="FF0000"/>
-        </w:rPr>
-        <w:t xml:space="preserve">Para la correcta ejecución de las pruebas, </w:t>
-      </w:r>
-      <w:r>
-        <w:rPr>
-          <w:rStyle w:val="Textoennegrita"/>
-          <w:rFonts w:ascii="Arial" w:hAnsi="Arial" w:cs="Arial"/>
-          <w:color w:val="FF0000"/>
-        </w:rPr>
-        <w:t>todos los tramos deben estar desconectados en ambos extremos</w:t>
-      </w:r>
-      <w:r>
-        <w:rPr>
-          <w:rFonts w:ascii="Arial" w:hAnsi="Arial" w:cs="Arial"/>
-          <w:color w:val="FF0000"/>
-        </w:rPr>
-        <w:t>.</w:t>
-      </w:r>
-    </w:p>
-    <w:p>
-      <w:pPr>
-        <w:pStyle w:val="NormalWeb"/>
-        <w:numPr>
-          <w:ilvl w:val="0"/>
-          <w:numId w:val="39"/>
-        </w:numPr>
-        <w:rPr>
-          <w:rFonts w:ascii="Arial" w:hAnsi="Arial" w:cs="Arial"/>
-          <w:color w:val="FF0000"/>
-        </w:rPr>
-      </w:pPr>
-      <w:r>
-        <w:rPr>
-          <w:rStyle w:val="Textoennegrita"/>
-          <w:rFonts w:ascii="Arial" w:hAnsi="Arial" w:cs="Arial"/>
-          <w:color w:val="FF0000"/>
-        </w:rPr>
-        <w:t>MELECTRA S.A.S.</w:t>
-      </w:r>
-      <w:r>
-        <w:rPr>
-          <w:rFonts w:ascii="Arial" w:hAnsi="Arial" w:cs="Arial"/>
-          <w:color w:val="FF0000"/>
-        </w:rPr>
-        <w:t xml:space="preserve"> realizará las pruebas </w:t>
-      </w:r>
-      <w:r>
-        <w:rPr>
-          <w:rStyle w:val="Textoennegrita"/>
-          <w:rFonts w:ascii="Arial" w:hAnsi="Arial" w:cs="Arial"/>
-          <w:color w:val="FF0000"/>
-        </w:rPr>
-        <w:t>VLF</w:t>
-      </w:r>
-      <w:r>
-        <w:rPr>
-          <w:rFonts w:ascii="Arial" w:hAnsi="Arial" w:cs="Arial"/>
-          <w:color w:val="FF0000"/>
-        </w:rPr>
-        <w:t xml:space="preserve"> con el objetivo de verificar el correcto funcionamiento de los elementos instalados en las redes de distribución de media tensión. Dichos elementos serán sometidos a una tensión sostenida durante un período determinado, con el fin de corroborar su adecuada instalación y condiciones de fabricación.</w:t>
-      </w:r>
-    </w:p>
-    <w:p>
-      <w:pPr>
-        <w:pStyle w:val="NormalWeb"/>
-        <w:numPr>
-          <w:ilvl w:val="0"/>
-          <w:numId w:val="39"/>
-        </w:numPr>
-        <w:rPr>
-          <w:rFonts w:ascii="Arial" w:hAnsi="Arial" w:cs="Arial"/>
-          <w:color w:val="FF0000"/>
-        </w:rPr>
-      </w:pPr>
-      <w:r>
-        <w:rPr>
-          <w:rFonts w:ascii="Arial" w:hAnsi="Arial" w:cs="Arial"/>
-          <w:color w:val="FF0000"/>
-        </w:rPr>
-        <w:t xml:space="preserve">En caso de presentarse la falla de alguno de los elementos sometidos a prueba, </w:t>
-      </w:r>
-      <w:r>
-        <w:rPr>
-          <w:rStyle w:val="Textoennegrita"/>
-          <w:rFonts w:ascii="Arial" w:hAnsi="Arial" w:cs="Arial"/>
-          <w:color w:val="FF0000"/>
-        </w:rPr>
-        <w:t>MELECTRA S.A.S. no se hace responsable del suministro, instalación y/o de los daños ocasionados por la pérdida de los mismos</w:t>
-      </w:r>
-      <w:r>
-        <w:rPr>
-          <w:rFonts w:ascii="Arial" w:hAnsi="Arial" w:cs="Arial"/>
-          <w:color w:val="FF0000"/>
-        </w:rPr>
-        <w:t>.</w:t>
-      </w:r>
-    </w:p>
-    <w:p>
-      <w:pPr>
-        <w:pStyle w:val="NormalWeb"/>
-        <w:numPr>
-          <w:ilvl w:val="0"/>
-          <w:numId w:val="39"/>
-        </w:numPr>
-        <w:rPr>
-          <w:rFonts w:ascii="Arial" w:hAnsi="Arial" w:cs="Arial"/>
-          <w:color w:val="FF0000"/>
-        </w:rPr>
-      </w:pPr>
-      <w:r>
-        <w:rPr>
-          <w:rFonts w:ascii="Arial" w:hAnsi="Arial" w:cs="Arial"/>
-          <w:color w:val="FF0000"/>
-        </w:rPr>
-        <w:t xml:space="preserve">La </w:t>
-      </w:r>
-      <w:r>
-        <w:rPr>
-          <w:rStyle w:val="Textoennegrita"/>
-          <w:rFonts w:ascii="Arial" w:hAnsi="Arial" w:cs="Arial"/>
-          <w:color w:val="FF0000"/>
-        </w:rPr>
-        <w:t>aprobación de la cotización por parte del cliente implica la aceptación expresa de estos términos y condiciones</w:t>
-      </w:r>
-      <w:r>
-        <w:rPr>
-          <w:rFonts w:ascii="Arial" w:hAnsi="Arial" w:cs="Arial"/>
-          <w:color w:val="FF0000"/>
-        </w:rPr>
-        <w:t xml:space="preserve"> para la prestación del servicio.</w:t>
-      </w:r>
-    </w:p>
-    <w:p>
-      <w:pPr>
-        <w:pStyle w:val="NormalWeb"/>
-        <w:numPr>
-          <w:ilvl w:val="0"/>
-          <w:numId w:val="39"/>
-        </w:numPr>
-        <w:rPr>
-          <w:rFonts w:ascii="Arial" w:hAnsi="Arial" w:cs="Arial"/>
-          <w:color w:val="FF0000"/>
-        </w:rPr>
-      </w:pPr>
-      <w:r>
-        <w:rPr>
-          <w:rFonts w:ascii="Arial" w:hAnsi="Arial" w:cs="Arial"/>
-          <w:color w:val="FF0000"/>
-        </w:rPr>
-        <w:t xml:space="preserve">El cliente deberá contar con </w:t>
-      </w:r>
-      <w:r>
-        <w:rPr>
-          <w:rStyle w:val="Textoennegrita"/>
-          <w:rFonts w:ascii="Arial" w:hAnsi="Arial" w:cs="Arial"/>
-          <w:color w:val="FF0000"/>
-        </w:rPr>
-        <w:t>personal técnico calificado en sitio</w:t>
-      </w:r>
-      <w:r>
-        <w:rPr>
-          <w:rFonts w:ascii="Arial" w:hAnsi="Arial" w:cs="Arial"/>
-          <w:color w:val="FF0000"/>
-        </w:rPr>
-        <w:t xml:space="preserve"> para realizar las maniobras de desconexión y conexión de la acometida necesarias para la correcta ejecución de las pruebas.</w:t>
-      </w:r>
-    </w:p>
-    <w:p>
-      <w:pPr>
-        <w:pStyle w:val="NormalWeb"/>
-        <w:numPr>
-          <w:ilvl w:val="0"/>
-          <w:numId w:val="39"/>
-        </w:numPr>
-        <w:rPr>
-          <w:rFonts w:ascii="Arial" w:hAnsi="Arial" w:cs="Arial"/>
-          <w:color w:val="FF0000"/>
-        </w:rPr>
-      </w:pPr>
-      <w:r>
-        <w:rPr>
-          <w:rFonts w:ascii="Arial" w:hAnsi="Arial" w:cs="Arial"/>
-          <w:color w:val="FF0000"/>
-        </w:rPr>
-        <w:t xml:space="preserve">El cliente suministra todos los materiales necesarios para instalar los conos premoldeados. </w:t>
-      </w:r>
-    </w:p>
-    <w:p>
-      <w:pPr>
-        <w:pStyle w:val="Prrafodelista"/>
-        <w:spacing w:before="1"/>
-        <w:jc w:val="both"/>
-        <w:rPr>
-          <w:b/>
-          <w:color w:val="FF0000"/>
-          <w:sz w:val="24"/>
-          <w:szCs w:val="24"/>
-        </w:rPr>
-      </w:pPr>
-    </w:p>
-    <w:p>
-      <w:pPr>
-        <w:spacing w:before="1"/>
-        <w:rPr>
-          <w:b/>
-          <w:color w:val="FF0000"/>
-        </w:rPr>
-      </w:pPr>
-    </w:p>
-    <w:p>
-      <w:pPr>
-        <w:pStyle w:val="Textoindependiente"/>
-        <w:spacing w:before="3"/>
-        <w:ind w:left="960" w:right="5699"/>
-        <w:rPr>
-          <w:b/>
-        </w:rPr>
-      </w:pPr>
-      <w:r>
-        <w:rPr>
-          <w:b/>
-        </w:rPr>
-        <w:t xml:space="preserve">    </w:t>
-      </w:r>
-    </w:p>
-    <w:p>
-      <w:pPr>
-        <w:rPr>
-          <w:b/>
-        </w:rPr>
-      </w:pPr>
-    </w:p>
-    <w:p>
-      <w:pPr>
-        <w:rPr>
-          <w:b/>
-        </w:rPr>
-      </w:pPr>
-    </w:p>
-    <w:p>
-      <w:pPr>
-        <w:jc w:val="both"/>
-        <w:rPr>
-          <w:rFonts w:ascii="Arial" w:hAnsi="Arial" w:cs="Arial"/>
-          <w:lang w:val="en-US"/>
-        </w:rPr>
-      </w:pPr>
-      <w:r>
-        <w:rPr>
-          <w:b/>
-        </w:rPr>
-        <w:t xml:space="preserve">   </w:t>
-      </w:r>
-      <w:bookmarkStart w:id="2" w:name="_Hlk179974489"/>
-      <w:r>
-        <w:rPr>
-          <w:b/>
-        </w:rPr>
-        <w:tab/>
-      </w:r>
-      <w:bookmarkEnd w:id="2"/>
+        <w:t>, en condiciones adecuadas para la intervención.</w:t>
+      </w:r>
     </w:p>
     <w:p>
       <w:pPr>
@@ -2321,7 +3403,7 @@
                     <pic:cNvPicPr/>
                   </pic:nvPicPr>
                   <pic:blipFill>
-                    <a:blip r:embed="rId9" cstate="print"/>
+                    <a:blip r:embed="rId10" cstate="print"/>
                     <a:stretch>
                       <a:fillRect/>
                     </a:stretch>
@@ -2453,7 +3535,7 @@
                     </pic:cNvPicPr>
                   </pic:nvPicPr>
                   <pic:blipFill>
-                    <a:blip r:embed="rId10">
+                    <a:blip r:embed="rId11">
                       <a:extLst>
                         <a:ext uri="{28A0092B-C50C-407E-A947-70E740481C1C}">
                           <a14:useLocalDpi xmlns:a14="http://schemas.microsoft.com/office/drawing/2010/main" val="0"/>
@@ -2510,7 +3592,7 @@
         </w:rPr>
         <w:t xml:space="preserve">E-mail:  </w:t>
       </w:r>
-      <w:hyperlink r:id="rId11" w:history="1">
+      <w:hyperlink r:id="rId12" w:history="1">
         <w:r>
           <w:rPr>
             <w:rStyle w:val="Hipervnculo"/>
@@ -2574,7 +3656,7 @@
       </w:pPr>
     </w:p>
     <w:sectPr>
-      <w:headerReference w:type="default" r:id="rId12"/>
+      <w:headerReference w:type="default" r:id="rId13"/>
       <w:pgSz w:w="12240" w:h="15840"/>
       <w:pgMar w:top="720" w:right="720" w:bottom="720" w:left="720" w:header="708" w:footer="708" w:gutter="0"/>
       <w:cols w:space="708"/>
@@ -3251,6 +4333,155 @@
     </w:lvl>
   </w:abstractNum>
   <w:abstractNum w:abstractNumId="5" w15:restartNumberingAfterBreak="0">
+    <w:nsid w:val="0B3A6BD1"/>
+    <w:multiLevelType w:val="multilevel"/>
+    <w:tmpl w:val="F88CB138"/>
+    <w:lvl w:ilvl="0">
+      <w:start w:val="1"/>
+      <w:numFmt w:val="bullet"/>
+      <w:lvlText w:val=""/>
+      <w:lvlJc w:val="left"/>
+      <w:pPr>
+        <w:tabs>
+          <w:tab w:val="num" w:pos="720"/>
+        </w:tabs>
+        <w:ind w:left="720" w:hanging="360"/>
+      </w:pPr>
+      <w:rPr>
+        <w:rFonts w:ascii="Symbol" w:hAnsi="Symbol" w:hint="default"/>
+        <w:sz w:val="20"/>
+      </w:rPr>
+    </w:lvl>
+    <w:lvl w:ilvl="1" w:tentative="1">
+      <w:start w:val="1"/>
+      <w:numFmt w:val="bullet"/>
+      <w:lvlText w:val="o"/>
+      <w:lvlJc w:val="left"/>
+      <w:pPr>
+        <w:tabs>
+          <w:tab w:val="num" w:pos="1440"/>
+        </w:tabs>
+        <w:ind w:left="1440" w:hanging="360"/>
+      </w:pPr>
+      <w:rPr>
+        <w:rFonts w:ascii="Courier New" w:hAnsi="Courier New" w:hint="default"/>
+        <w:sz w:val="20"/>
+      </w:rPr>
+    </w:lvl>
+    <w:lvl w:ilvl="2" w:tentative="1">
+      <w:start w:val="1"/>
+      <w:numFmt w:val="bullet"/>
+      <w:lvlText w:val=""/>
+      <w:lvlJc w:val="left"/>
+      <w:pPr>
+        <w:tabs>
+          <w:tab w:val="num" w:pos="2160"/>
+        </w:tabs>
+        <w:ind w:left="2160" w:hanging="360"/>
+      </w:pPr>
+      <w:rPr>
+        <w:rFonts w:ascii="Wingdings" w:hAnsi="Wingdings" w:hint="default"/>
+        <w:sz w:val="20"/>
+      </w:rPr>
+    </w:lvl>
+    <w:lvl w:ilvl="3" w:tentative="1">
+      <w:start w:val="1"/>
+      <w:numFmt w:val="bullet"/>
+      <w:lvlText w:val=""/>
+      <w:lvlJc w:val="left"/>
+      <w:pPr>
+        <w:tabs>
+          <w:tab w:val="num" w:pos="2880"/>
+        </w:tabs>
+        <w:ind w:left="2880" w:hanging="360"/>
+      </w:pPr>
+      <w:rPr>
+        <w:rFonts w:ascii="Wingdings" w:hAnsi="Wingdings" w:hint="default"/>
+        <w:sz w:val="20"/>
+      </w:rPr>
+    </w:lvl>
+    <w:lvl w:ilvl="4" w:tentative="1">
+      <w:start w:val="1"/>
+      <w:numFmt w:val="bullet"/>
+      <w:lvlText w:val=""/>
+      <w:lvlJc w:val="left"/>
+      <w:pPr>
+        <w:tabs>
+          <w:tab w:val="num" w:pos="3600"/>
+        </w:tabs>
+        <w:ind w:left="3600" w:hanging="360"/>
+      </w:pPr>
+      <w:rPr>
+        <w:rFonts w:ascii="Wingdings" w:hAnsi="Wingdings" w:hint="default"/>
+        <w:sz w:val="20"/>
+      </w:rPr>
+    </w:lvl>
+    <w:lvl w:ilvl="5" w:tentative="1">
+      <w:start w:val="1"/>
+      <w:numFmt w:val="bullet"/>
+      <w:lvlText w:val=""/>
+      <w:lvlJc w:val="left"/>
+      <w:pPr>
+        <w:tabs>
+          <w:tab w:val="num" w:pos="4320"/>
+        </w:tabs>
+        <w:ind w:left="4320" w:hanging="360"/>
+      </w:pPr>
+      <w:rPr>
+        <w:rFonts w:ascii="Wingdings" w:hAnsi="Wingdings" w:hint="default"/>
+        <w:sz w:val="20"/>
+      </w:rPr>
+    </w:lvl>
+    <w:lvl w:ilvl="6" w:tentative="1">
+      <w:start w:val="1"/>
+      <w:numFmt w:val="bullet"/>
+      <w:lvlText w:val=""/>
+      <w:lvlJc w:val="left"/>
+      <w:pPr>
+        <w:tabs>
+          <w:tab w:val="num" w:pos="5040"/>
+        </w:tabs>
+        <w:ind w:left="5040" w:hanging="360"/>
+      </w:pPr>
+      <w:rPr>
+        <w:rFonts w:ascii="Wingdings" w:hAnsi="Wingdings" w:hint="default"/>
+        <w:sz w:val="20"/>
+      </w:rPr>
+    </w:lvl>
+    <w:lvl w:ilvl="7" w:tentative="1">
+      <w:start w:val="1"/>
+      <w:numFmt w:val="bullet"/>
+      <w:lvlText w:val=""/>
+      <w:lvlJc w:val="left"/>
+      <w:pPr>
+        <w:tabs>
+          <w:tab w:val="num" w:pos="5760"/>
+        </w:tabs>
+        <w:ind w:left="5760" w:hanging="360"/>
+      </w:pPr>
+      <w:rPr>
+        <w:rFonts w:ascii="Wingdings" w:hAnsi="Wingdings" w:hint="default"/>
+        <w:sz w:val="20"/>
+      </w:rPr>
+    </w:lvl>
+    <w:lvl w:ilvl="8" w:tentative="1">
+      <w:start w:val="1"/>
+      <w:numFmt w:val="bullet"/>
+      <w:lvlText w:val=""/>
+      <w:lvlJc w:val="left"/>
+      <w:pPr>
+        <w:tabs>
+          <w:tab w:val="num" w:pos="6480"/>
+        </w:tabs>
+        <w:ind w:left="6480" w:hanging="360"/>
+      </w:pPr>
+      <w:rPr>
+        <w:rFonts w:ascii="Wingdings" w:hAnsi="Wingdings" w:hint="default"/>
+        <w:sz w:val="20"/>
+      </w:rPr>
+    </w:lvl>
+  </w:abstractNum>
+  <w:abstractNum w:abstractNumId="6" w15:restartNumberingAfterBreak="0">
     <w:nsid w:val="0C9278AB"/>
     <w:multiLevelType w:val="multilevel"/>
     <w:tmpl w:val="23A4CCE0"/>
@@ -3363,7 +4594,7 @@
       </w:rPr>
     </w:lvl>
   </w:abstractNum>
-  <w:abstractNum w:abstractNumId="6" w15:restartNumberingAfterBreak="0">
+  <w:abstractNum w:abstractNumId="7" w15:restartNumberingAfterBreak="0">
     <w:nsid w:val="0EB73ED8"/>
     <w:multiLevelType w:val="hybridMultilevel"/>
     <w:tmpl w:val="4EEE8EFA"/>
@@ -3476,7 +4707,7 @@
       </w:rPr>
     </w:lvl>
   </w:abstractNum>
-  <w:abstractNum w:abstractNumId="7" w15:restartNumberingAfterBreak="0">
+  <w:abstractNum w:abstractNumId="8" w15:restartNumberingAfterBreak="0">
     <w:nsid w:val="0ECC5287"/>
     <w:multiLevelType w:val="hybridMultilevel"/>
     <w:tmpl w:val="9E8AADF0"/>
@@ -3589,7 +4820,7 @@
       </w:rPr>
     </w:lvl>
   </w:abstractNum>
-  <w:abstractNum w:abstractNumId="8" w15:restartNumberingAfterBreak="0">
+  <w:abstractNum w:abstractNumId="9" w15:restartNumberingAfterBreak="0">
     <w:nsid w:val="17781278"/>
     <w:multiLevelType w:val="hybridMultilevel"/>
     <w:tmpl w:val="86C26A86"/>
@@ -3702,7 +4933,7 @@
       </w:rPr>
     </w:lvl>
   </w:abstractNum>
-  <w:abstractNum w:abstractNumId="9" w15:restartNumberingAfterBreak="0">
+  <w:abstractNum w:abstractNumId="10" w15:restartNumberingAfterBreak="0">
     <w:nsid w:val="17A82A2E"/>
     <w:multiLevelType w:val="multilevel"/>
     <w:tmpl w:val="C1289BE0"/>
@@ -3815,7 +5046,7 @@
       </w:rPr>
     </w:lvl>
   </w:abstractNum>
-  <w:abstractNum w:abstractNumId="10" w15:restartNumberingAfterBreak="0">
+  <w:abstractNum w:abstractNumId="11" w15:restartNumberingAfterBreak="0">
     <w:nsid w:val="196F75FB"/>
     <w:multiLevelType w:val="hybridMultilevel"/>
     <w:tmpl w:val="110A0AF4"/>
@@ -3928,7 +5159,7 @@
       </w:rPr>
     </w:lvl>
   </w:abstractNum>
-  <w:abstractNum w:abstractNumId="11" w15:restartNumberingAfterBreak="0">
+  <w:abstractNum w:abstractNumId="12" w15:restartNumberingAfterBreak="0">
     <w:nsid w:val="1A304C4B"/>
     <w:multiLevelType w:val="hybridMultilevel"/>
     <w:tmpl w:val="40766F48"/>
@@ -4041,7 +5272,7 @@
       </w:rPr>
     </w:lvl>
   </w:abstractNum>
-  <w:abstractNum w:abstractNumId="12" w15:restartNumberingAfterBreak="0">
+  <w:abstractNum w:abstractNumId="13" w15:restartNumberingAfterBreak="0">
     <w:nsid w:val="1EC40E4E"/>
     <w:multiLevelType w:val="hybridMultilevel"/>
     <w:tmpl w:val="F912AAF0"/>
@@ -4127,7 +5358,7 @@
       </w:pPr>
     </w:lvl>
   </w:abstractNum>
-  <w:abstractNum w:abstractNumId="13" w15:restartNumberingAfterBreak="0">
+  <w:abstractNum w:abstractNumId="14" w15:restartNumberingAfterBreak="0">
     <w:nsid w:val="1F6757F1"/>
     <w:multiLevelType w:val="hybridMultilevel"/>
     <w:tmpl w:val="0D724B0C"/>
@@ -4240,7 +5471,7 @@
       </w:rPr>
     </w:lvl>
   </w:abstractNum>
-  <w:abstractNum w:abstractNumId="14" w15:restartNumberingAfterBreak="0">
+  <w:abstractNum w:abstractNumId="15" w15:restartNumberingAfterBreak="0">
     <w:nsid w:val="209653A1"/>
     <w:multiLevelType w:val="hybridMultilevel"/>
     <w:tmpl w:val="F7AE7620"/>
@@ -4353,7 +5584,7 @@
       </w:rPr>
     </w:lvl>
   </w:abstractNum>
-  <w:abstractNum w:abstractNumId="15" w15:restartNumberingAfterBreak="0">
+  <w:abstractNum w:abstractNumId="16" w15:restartNumberingAfterBreak="0">
     <w:nsid w:val="24423A87"/>
     <w:multiLevelType w:val="hybridMultilevel"/>
     <w:tmpl w:val="0152EF86"/>
@@ -4466,7 +5697,7 @@
       </w:rPr>
     </w:lvl>
   </w:abstractNum>
-  <w:abstractNum w:abstractNumId="16" w15:restartNumberingAfterBreak="0">
+  <w:abstractNum w:abstractNumId="17" w15:restartNumberingAfterBreak="0">
     <w:nsid w:val="27617358"/>
     <w:multiLevelType w:val="hybridMultilevel"/>
     <w:tmpl w:val="3896335E"/>
@@ -4579,7 +5810,7 @@
       </w:rPr>
     </w:lvl>
   </w:abstractNum>
-  <w:abstractNum w:abstractNumId="17" w15:restartNumberingAfterBreak="0">
+  <w:abstractNum w:abstractNumId="18" w15:restartNumberingAfterBreak="0">
     <w:nsid w:val="2D6535E7"/>
     <w:multiLevelType w:val="hybridMultilevel"/>
     <w:tmpl w:val="2138E0AA"/>
@@ -4692,7 +5923,7 @@
       </w:rPr>
     </w:lvl>
   </w:abstractNum>
-  <w:abstractNum w:abstractNumId="18" w15:restartNumberingAfterBreak="0">
+  <w:abstractNum w:abstractNumId="19" w15:restartNumberingAfterBreak="0">
     <w:nsid w:val="2EA64476"/>
     <w:multiLevelType w:val="hybridMultilevel"/>
     <w:tmpl w:val="12C0A2B0"/>
@@ -4805,7 +6036,7 @@
       </w:rPr>
     </w:lvl>
   </w:abstractNum>
-  <w:abstractNum w:abstractNumId="19" w15:restartNumberingAfterBreak="0">
+  <w:abstractNum w:abstractNumId="20" w15:restartNumberingAfterBreak="0">
     <w:nsid w:val="351E0E24"/>
     <w:multiLevelType w:val="hybridMultilevel"/>
     <w:tmpl w:val="5BD2E3B0"/>
@@ -4918,7 +6149,7 @@
       </w:rPr>
     </w:lvl>
   </w:abstractNum>
-  <w:abstractNum w:abstractNumId="20" w15:restartNumberingAfterBreak="0">
+  <w:abstractNum w:abstractNumId="21" w15:restartNumberingAfterBreak="0">
     <w:nsid w:val="36AF124B"/>
     <w:multiLevelType w:val="hybridMultilevel"/>
     <w:tmpl w:val="466E78E6"/>
@@ -5031,7 +6262,120 @@
       </w:rPr>
     </w:lvl>
   </w:abstractNum>
-  <w:abstractNum w:abstractNumId="21" w15:restartNumberingAfterBreak="0">
+  <w:abstractNum w:abstractNumId="22" w15:restartNumberingAfterBreak="0">
+    <w:nsid w:val="374341BE"/>
+    <w:multiLevelType w:val="hybridMultilevel"/>
+    <w:tmpl w:val="4E0A2A76"/>
+    <w:lvl w:ilvl="0" w:tplc="240A0003">
+      <w:start w:val="1"/>
+      <w:numFmt w:val="bullet"/>
+      <w:lvlText w:val="o"/>
+      <w:lvlJc w:val="left"/>
+      <w:pPr>
+        <w:ind w:left="1494" w:hanging="360"/>
+      </w:pPr>
+      <w:rPr>
+        <w:rFonts w:ascii="Courier New" w:hAnsi="Courier New" w:cs="Courier New" w:hint="default"/>
+      </w:rPr>
+    </w:lvl>
+    <w:lvl w:ilvl="1" w:tplc="240A0003" w:tentative="1">
+      <w:start w:val="1"/>
+      <w:numFmt w:val="bullet"/>
+      <w:lvlText w:val="o"/>
+      <w:lvlJc w:val="left"/>
+      <w:pPr>
+        <w:ind w:left="2214" w:hanging="360"/>
+      </w:pPr>
+      <w:rPr>
+        <w:rFonts w:ascii="Courier New" w:hAnsi="Courier New" w:cs="Courier New" w:hint="default"/>
+      </w:rPr>
+    </w:lvl>
+    <w:lvl w:ilvl="2" w:tplc="240A0005" w:tentative="1">
+      <w:start w:val="1"/>
+      <w:numFmt w:val="bullet"/>
+      <w:lvlText w:val=""/>
+      <w:lvlJc w:val="left"/>
+      <w:pPr>
+        <w:ind w:left="2934" w:hanging="360"/>
+      </w:pPr>
+      <w:rPr>
+        <w:rFonts w:ascii="Wingdings" w:hAnsi="Wingdings" w:hint="default"/>
+      </w:rPr>
+    </w:lvl>
+    <w:lvl w:ilvl="3" w:tplc="240A0001" w:tentative="1">
+      <w:start w:val="1"/>
+      <w:numFmt w:val="bullet"/>
+      <w:lvlText w:val=""/>
+      <w:lvlJc w:val="left"/>
+      <w:pPr>
+        <w:ind w:left="3654" w:hanging="360"/>
+      </w:pPr>
+      <w:rPr>
+        <w:rFonts w:ascii="Symbol" w:hAnsi="Symbol" w:hint="default"/>
+      </w:rPr>
+    </w:lvl>
+    <w:lvl w:ilvl="4" w:tplc="240A0003" w:tentative="1">
+      <w:start w:val="1"/>
+      <w:numFmt w:val="bullet"/>
+      <w:lvlText w:val="o"/>
+      <w:lvlJc w:val="left"/>
+      <w:pPr>
+        <w:ind w:left="4374" w:hanging="360"/>
+      </w:pPr>
+      <w:rPr>
+        <w:rFonts w:ascii="Courier New" w:hAnsi="Courier New" w:cs="Courier New" w:hint="default"/>
+      </w:rPr>
+    </w:lvl>
+    <w:lvl w:ilvl="5" w:tplc="240A0005" w:tentative="1">
+      <w:start w:val="1"/>
+      <w:numFmt w:val="bullet"/>
+      <w:lvlText w:val=""/>
+      <w:lvlJc w:val="left"/>
+      <w:pPr>
+        <w:ind w:left="5094" w:hanging="360"/>
+      </w:pPr>
+      <w:rPr>
+        <w:rFonts w:ascii="Wingdings" w:hAnsi="Wingdings" w:hint="default"/>
+      </w:rPr>
+    </w:lvl>
+    <w:lvl w:ilvl="6" w:tplc="240A0001" w:tentative="1">
+      <w:start w:val="1"/>
+      <w:numFmt w:val="bullet"/>
+      <w:lvlText w:val=""/>
+      <w:lvlJc w:val="left"/>
+      <w:pPr>
+        <w:ind w:left="5814" w:hanging="360"/>
+      </w:pPr>
+      <w:rPr>
+        <w:rFonts w:ascii="Symbol" w:hAnsi="Symbol" w:hint="default"/>
+      </w:rPr>
+    </w:lvl>
+    <w:lvl w:ilvl="7" w:tplc="240A0003" w:tentative="1">
+      <w:start w:val="1"/>
+      <w:numFmt w:val="bullet"/>
+      <w:lvlText w:val="o"/>
+      <w:lvlJc w:val="left"/>
+      <w:pPr>
+        <w:ind w:left="6534" w:hanging="360"/>
+      </w:pPr>
+      <w:rPr>
+        <w:rFonts w:ascii="Courier New" w:hAnsi="Courier New" w:cs="Courier New" w:hint="default"/>
+      </w:rPr>
+    </w:lvl>
+    <w:lvl w:ilvl="8" w:tplc="240A0005" w:tentative="1">
+      <w:start w:val="1"/>
+      <w:numFmt w:val="bullet"/>
+      <w:lvlText w:val=""/>
+      <w:lvlJc w:val="left"/>
+      <w:pPr>
+        <w:ind w:left="7254" w:hanging="360"/>
+      </w:pPr>
+      <w:rPr>
+        <w:rFonts w:ascii="Wingdings" w:hAnsi="Wingdings" w:hint="default"/>
+      </w:rPr>
+    </w:lvl>
+  </w:abstractNum>
+  <w:abstractNum w:abstractNumId="23" w15:restartNumberingAfterBreak="0">
     <w:nsid w:val="3A435F53"/>
     <w:multiLevelType w:val="hybridMultilevel"/>
     <w:tmpl w:val="5BF07C3C"/>
@@ -5144,7 +6488,7 @@
       </w:rPr>
     </w:lvl>
   </w:abstractNum>
-  <w:abstractNum w:abstractNumId="22" w15:restartNumberingAfterBreak="0">
+  <w:abstractNum w:abstractNumId="24" w15:restartNumberingAfterBreak="0">
     <w:nsid w:val="3B376908"/>
     <w:multiLevelType w:val="multilevel"/>
     <w:tmpl w:val="52DE844C"/>
@@ -5289,7 +6633,7 @@
       </w:rPr>
     </w:lvl>
   </w:abstractNum>
-  <w:abstractNum w:abstractNumId="23" w15:restartNumberingAfterBreak="0">
+  <w:abstractNum w:abstractNumId="25" w15:restartNumberingAfterBreak="0">
     <w:nsid w:val="3D5F1C9F"/>
     <w:multiLevelType w:val="hybridMultilevel"/>
     <w:tmpl w:val="61989748"/>
@@ -5381,7 +6725,7 @@
       </w:pPr>
     </w:lvl>
   </w:abstractNum>
-  <w:abstractNum w:abstractNumId="24" w15:restartNumberingAfterBreak="0">
+  <w:abstractNum w:abstractNumId="26" w15:restartNumberingAfterBreak="0">
     <w:nsid w:val="430F66ED"/>
     <w:multiLevelType w:val="hybridMultilevel"/>
     <w:tmpl w:val="262243DC"/>
@@ -5470,7 +6814,7 @@
       </w:pPr>
     </w:lvl>
   </w:abstractNum>
-  <w:abstractNum w:abstractNumId="25" w15:restartNumberingAfterBreak="0">
+  <w:abstractNum w:abstractNumId="27" w15:restartNumberingAfterBreak="0">
     <w:nsid w:val="45EC2304"/>
     <w:multiLevelType w:val="hybridMultilevel"/>
     <w:tmpl w:val="0D5A83B2"/>
@@ -5583,7 +6927,7 @@
       </w:rPr>
     </w:lvl>
   </w:abstractNum>
-  <w:abstractNum w:abstractNumId="26" w15:restartNumberingAfterBreak="0">
+  <w:abstractNum w:abstractNumId="28" w15:restartNumberingAfterBreak="0">
     <w:nsid w:val="4A3A5EF2"/>
     <w:multiLevelType w:val="multilevel"/>
     <w:tmpl w:val="821617B8"/>
@@ -5696,7 +7040,7 @@
       </w:rPr>
     </w:lvl>
   </w:abstractNum>
-  <w:abstractNum w:abstractNumId="27" w15:restartNumberingAfterBreak="0">
+  <w:abstractNum w:abstractNumId="29" w15:restartNumberingAfterBreak="0">
     <w:nsid w:val="4BBD4B20"/>
     <w:multiLevelType w:val="hybridMultilevel"/>
     <w:tmpl w:val="1870F0A8"/>
@@ -5810,7 +7154,7 @@
       </w:rPr>
     </w:lvl>
   </w:abstractNum>
-  <w:abstractNum w:abstractNumId="28" w15:restartNumberingAfterBreak="0">
+  <w:abstractNum w:abstractNumId="30" w15:restartNumberingAfterBreak="0">
     <w:nsid w:val="4E721E79"/>
     <w:multiLevelType w:val="hybridMultilevel"/>
     <w:tmpl w:val="6C80D2D6"/>
@@ -5923,7 +7267,7 @@
       </w:rPr>
     </w:lvl>
   </w:abstractNum>
-  <w:abstractNum w:abstractNumId="29" w15:restartNumberingAfterBreak="0">
+  <w:abstractNum w:abstractNumId="31" w15:restartNumberingAfterBreak="0">
     <w:nsid w:val="4EC359A8"/>
     <w:multiLevelType w:val="multilevel"/>
     <w:tmpl w:val="75B88B58"/>
@@ -6046,7 +7390,7 @@
       </w:rPr>
     </w:lvl>
   </w:abstractNum>
-  <w:abstractNum w:abstractNumId="30" w15:restartNumberingAfterBreak="0">
+  <w:abstractNum w:abstractNumId="32" w15:restartNumberingAfterBreak="0">
     <w:nsid w:val="4FAD53E9"/>
     <w:multiLevelType w:val="hybridMultilevel"/>
     <w:tmpl w:val="9D14B4AA"/>
@@ -6159,7 +7503,7 @@
       </w:rPr>
     </w:lvl>
   </w:abstractNum>
-  <w:abstractNum w:abstractNumId="31" w15:restartNumberingAfterBreak="0">
+  <w:abstractNum w:abstractNumId="33" w15:restartNumberingAfterBreak="0">
     <w:nsid w:val="504B24AB"/>
     <w:multiLevelType w:val="hybridMultilevel"/>
     <w:tmpl w:val="EB24770A"/>
@@ -6272,7 +7616,7 @@
       </w:rPr>
     </w:lvl>
   </w:abstractNum>
-  <w:abstractNum w:abstractNumId="32" w15:restartNumberingAfterBreak="0">
+  <w:abstractNum w:abstractNumId="34" w15:restartNumberingAfterBreak="0">
     <w:nsid w:val="51FA3D80"/>
     <w:multiLevelType w:val="hybridMultilevel"/>
     <w:tmpl w:val="119E2CFC"/>
@@ -6361,7 +7705,7 @@
       </w:pPr>
     </w:lvl>
   </w:abstractNum>
-  <w:abstractNum w:abstractNumId="33" w15:restartNumberingAfterBreak="0">
+  <w:abstractNum w:abstractNumId="35" w15:restartNumberingAfterBreak="0">
     <w:nsid w:val="565131D7"/>
     <w:multiLevelType w:val="hybridMultilevel"/>
     <w:tmpl w:val="A55E94E6"/>
@@ -6474,7 +7818,7 @@
       </w:rPr>
     </w:lvl>
   </w:abstractNum>
-  <w:abstractNum w:abstractNumId="34" w15:restartNumberingAfterBreak="0">
+  <w:abstractNum w:abstractNumId="36" w15:restartNumberingAfterBreak="0">
     <w:nsid w:val="60834DF6"/>
     <w:multiLevelType w:val="hybridMultilevel"/>
     <w:tmpl w:val="293AFB26"/>
@@ -6587,7 +7931,7 @@
       </w:rPr>
     </w:lvl>
   </w:abstractNum>
-  <w:abstractNum w:abstractNumId="35" w15:restartNumberingAfterBreak="0">
+  <w:abstractNum w:abstractNumId="37" w15:restartNumberingAfterBreak="0">
     <w:nsid w:val="6E76660E"/>
     <w:multiLevelType w:val="hybridMultilevel"/>
     <w:tmpl w:val="0DEC74F6"/>
@@ -6700,17 +8044,17 @@
       </w:rPr>
     </w:lvl>
   </w:abstractNum>
-  <w:abstractNum w:abstractNumId="36" w15:restartNumberingAfterBreak="0">
+  <w:abstractNum w:abstractNumId="38" w15:restartNumberingAfterBreak="0">
     <w:nsid w:val="768D3FA8"/>
     <w:multiLevelType w:val="hybridMultilevel"/>
-    <w:tmpl w:val="1534DE54"/>
+    <w:tmpl w:val="982EC590"/>
     <w:lvl w:ilvl="0" w:tplc="4BD22EB8">
       <w:start w:val="1"/>
       <w:numFmt w:val="bullet"/>
       <w:lvlText w:val=""/>
       <w:lvlJc w:val="left"/>
       <w:pPr>
-        <w:ind w:left="1069" w:hanging="360"/>
+        <w:ind w:left="927" w:hanging="360"/>
       </w:pPr>
       <w:rPr>
         <w:rFonts w:ascii="Symbol" w:hAnsi="Symbol" w:hint="default"/>
@@ -6815,7 +8159,7 @@
       </w:rPr>
     </w:lvl>
   </w:abstractNum>
-  <w:abstractNum w:abstractNumId="37" w15:restartNumberingAfterBreak="0">
+  <w:abstractNum w:abstractNumId="39" w15:restartNumberingAfterBreak="0">
     <w:nsid w:val="7C203411"/>
     <w:multiLevelType w:val="hybridMultilevel"/>
     <w:tmpl w:val="6AE2CA22"/>
@@ -6929,85 +8273,85 @@
     </w:lvl>
   </w:abstractNum>
   <w:num w:numId="1" w16cid:durableId="1029063156">
-    <w:abstractNumId w:val="11"/>
+    <w:abstractNumId w:val="12"/>
   </w:num>
   <w:num w:numId="2" w16cid:durableId="1335835532">
-    <w:abstractNumId w:val="26"/>
+    <w:abstractNumId w:val="28"/>
   </w:num>
   <w:num w:numId="3" w16cid:durableId="1318417132">
-    <w:abstractNumId w:val="28"/>
+    <w:abstractNumId w:val="30"/>
   </w:num>
   <w:num w:numId="4" w16cid:durableId="174736428">
     <w:abstractNumId w:val="1"/>
   </w:num>
   <w:num w:numId="5" w16cid:durableId="1385715500">
-    <w:abstractNumId w:val="17"/>
+    <w:abstractNumId w:val="18"/>
   </w:num>
   <w:num w:numId="6" w16cid:durableId="489444139">
-    <w:abstractNumId w:val="37"/>
+    <w:abstractNumId w:val="39"/>
   </w:num>
   <w:num w:numId="7" w16cid:durableId="1993290524">
-    <w:abstractNumId w:val="25"/>
+    <w:abstractNumId w:val="27"/>
   </w:num>
   <w:num w:numId="8" w16cid:durableId="216011860">
-    <w:abstractNumId w:val="19"/>
+    <w:abstractNumId w:val="20"/>
   </w:num>
   <w:num w:numId="9" w16cid:durableId="124008481">
-    <w:abstractNumId w:val="33"/>
+    <w:abstractNumId w:val="35"/>
   </w:num>
   <w:num w:numId="10" w16cid:durableId="245309801">
-    <w:abstractNumId w:val="34"/>
+    <w:abstractNumId w:val="36"/>
   </w:num>
   <w:num w:numId="11" w16cid:durableId="588537774">
+    <w:abstractNumId w:val="8"/>
+  </w:num>
+  <w:num w:numId="12" w16cid:durableId="1175337800">
     <w:abstractNumId w:val="7"/>
   </w:num>
-  <w:num w:numId="12" w16cid:durableId="1175337800">
-    <w:abstractNumId w:val="6"/>
-  </w:num>
   <w:num w:numId="13" w16cid:durableId="1438674790">
-    <w:abstractNumId w:val="21"/>
+    <w:abstractNumId w:val="23"/>
   </w:num>
   <w:num w:numId="14" w16cid:durableId="261186449">
-    <w:abstractNumId w:val="13"/>
+    <w:abstractNumId w:val="14"/>
   </w:num>
   <w:num w:numId="15" w16cid:durableId="873614891">
-    <w:abstractNumId w:val="12"/>
+    <w:abstractNumId w:val="13"/>
   </w:num>
   <w:num w:numId="16" w16cid:durableId="1394960846">
     <w:abstractNumId w:val="0"/>
   </w:num>
   <w:num w:numId="17" w16cid:durableId="815610279">
+    <w:abstractNumId w:val="10"/>
+  </w:num>
+  <w:num w:numId="18" w16cid:durableId="574248448">
+    <w:abstractNumId w:val="16"/>
+  </w:num>
+  <w:num w:numId="19" w16cid:durableId="544633906">
+    <w:abstractNumId w:val="15"/>
+  </w:num>
+  <w:num w:numId="20" w16cid:durableId="142164954">
     <w:abstractNumId w:val="9"/>
   </w:num>
-  <w:num w:numId="18" w16cid:durableId="574248448">
-    <w:abstractNumId w:val="15"/>
-  </w:num>
-  <w:num w:numId="19" w16cid:durableId="544633906">
-    <w:abstractNumId w:val="14"/>
-  </w:num>
-  <w:num w:numId="20" w16cid:durableId="142164954">
-    <w:abstractNumId w:val="8"/>
-  </w:num>
   <w:num w:numId="21" w16cid:durableId="599721446">
-    <w:abstractNumId w:val="24"/>
+    <w:abstractNumId w:val="26"/>
   </w:num>
   <w:num w:numId="22" w16cid:durableId="163401055">
     <w:abstractNumId w:val="2"/>
   </w:num>
   <w:num w:numId="23" w16cid:durableId="554438433">
+    <w:abstractNumId w:val="34"/>
+  </w:num>
+  <w:num w:numId="24" w16cid:durableId="2140830827">
+    <w:abstractNumId w:val="17"/>
+  </w:num>
+  <w:num w:numId="25" w16cid:durableId="245265146">
+    <w:abstractNumId w:val="11"/>
+  </w:num>
+  <w:num w:numId="26" w16cid:durableId="1263302852">
     <w:abstractNumId w:val="32"/>
   </w:num>
-  <w:num w:numId="24" w16cid:durableId="2140830827">
-    <w:abstractNumId w:val="16"/>
-  </w:num>
-  <w:num w:numId="25" w16cid:durableId="245265146">
-    <w:abstractNumId w:val="10"/>
-  </w:num>
-  <w:num w:numId="26" w16cid:durableId="1263302852">
-    <w:abstractNumId w:val="30"/>
-  </w:num>
   <w:num w:numId="27" w16cid:durableId="1385906057">
-    <w:abstractNumId w:val="27"/>
+    <w:abstractNumId w:val="29"/>
   </w:num>
   <w:num w:numId="28" w16cid:durableId="1710759253">
     <w:abstractNumId w:val="4"/>
@@ -7040,22 +8384,22 @@
     </w:lvlOverride>
   </w:num>
   <w:num w:numId="29" w16cid:durableId="1287736305">
-    <w:abstractNumId w:val="31"/>
+    <w:abstractNumId w:val="33"/>
   </w:num>
   <w:num w:numId="30" w16cid:durableId="839391414">
     <w:abstractNumId w:val="3"/>
   </w:num>
   <w:num w:numId="31" w16cid:durableId="391002802">
-    <w:abstractNumId w:val="23"/>
+    <w:abstractNumId w:val="25"/>
   </w:num>
   <w:num w:numId="32" w16cid:durableId="1290863895">
-    <w:abstractNumId w:val="29"/>
+    <w:abstractNumId w:val="31"/>
   </w:num>
   <w:num w:numId="33" w16cid:durableId="1703706568">
-    <w:abstractNumId w:val="36"/>
+    <w:abstractNumId w:val="38"/>
   </w:num>
   <w:num w:numId="34" w16cid:durableId="1940136371">
-    <w:abstractNumId w:val="26"/>
+    <w:abstractNumId w:val="28"/>
     <w:lvlOverride w:ilvl="0">
       <w:startOverride w:val="1"/>
     </w:lvlOverride>
@@ -7085,19 +8429,25 @@
     </w:lvlOverride>
   </w:num>
   <w:num w:numId="35" w16cid:durableId="2123528974">
+    <w:abstractNumId w:val="24"/>
+  </w:num>
+  <w:num w:numId="36" w16cid:durableId="1953316281">
+    <w:abstractNumId w:val="37"/>
+  </w:num>
+  <w:num w:numId="37" w16cid:durableId="411662082">
+    <w:abstractNumId w:val="6"/>
+  </w:num>
+  <w:num w:numId="38" w16cid:durableId="517423756">
+    <w:abstractNumId w:val="21"/>
+  </w:num>
+  <w:num w:numId="39" w16cid:durableId="67849515">
+    <w:abstractNumId w:val="19"/>
+  </w:num>
+  <w:num w:numId="40" w16cid:durableId="1568569019">
     <w:abstractNumId w:val="22"/>
   </w:num>
-  <w:num w:numId="36" w16cid:durableId="1953316281">
-    <w:abstractNumId w:val="35"/>
-  </w:num>
-  <w:num w:numId="37" w16cid:durableId="411662082">
+  <w:num w:numId="41" w16cid:durableId="557865904">
     <w:abstractNumId w:val="5"/>
-  </w:num>
-  <w:num w:numId="38" w16cid:durableId="517423756">
-    <w:abstractNumId w:val="20"/>
-  </w:num>
-  <w:num w:numId="39" w16cid:durableId="67849515">
-    <w:abstractNumId w:val="18"/>
   </w:num>
 </w:numbering>
 </file>
@@ -7295,7 +8645,7 @@
     <w:lsdException w:name="Medium Shading 2 Accent 1" w:uiPriority="64"/>
     <w:lsdException w:name="Medium List 1 Accent 1" w:uiPriority="65"/>
     <w:lsdException w:name="Revision" w:semiHidden="1"/>
-    <w:lsdException w:name="List Paragraph" w:uiPriority="1" w:qFormat="1"/>
+    <w:lsdException w:name="List Paragraph" w:uiPriority="34" w:qFormat="1"/>
     <w:lsdException w:name="Quote" w:uiPriority="29" w:qFormat="1"/>
     <w:lsdException w:name="Intense Quote" w:uiPriority="30" w:qFormat="1"/>
     <w:lsdException w:name="Medium List 2 Accent 1" w:uiPriority="66"/>
@@ -7651,7 +9001,7 @@
   <w:style w:type="paragraph" w:styleId="Prrafodelista">
     <w:name w:val="List Paragraph"/>
     <w:basedOn w:val="Normal"/>
-    <w:uiPriority w:val="1"/>
+    <w:uiPriority w:val="34"/>
     <w:qFormat/>
     <w:rsid w:val="00E52B06"/>
     <w:pPr>
